--- a/docs/WAYMARK-Master-PRD-v1.0.docx
+++ b/docs/WAYMARK-Master-PRD-v1.0.docx
@@ -2528,7 +2528,7 @@
         <w:t xml:space="preserve">2. Private PIN entry (supporting).</w:t>
       </w:r>
       <w:r>
-        <w:t xml:space="preserve"> The demo PIN keypad never echoes digits. It announces "digit 2 of 4 entered", not the digit. Keys stay in a fixed phone-keypad layout; randomised keypads are not used because blind users cannot learn them. A short warning before PIN entry says that anyone nearby may hear your screen reader.</w:t>
+        <w:t xml:space="preserve"> The demo PIN uses the phone's own secure password field, which TalkBack and VoiceOver do not read back. WAYMARK announces only "2 of 4 digits entered". A custom on-screen keypad is not used: screen readers speak each key's label as the finger explores it, which would expose the PIN. Randomised keypads are not used either, because blind users cannot learn them. A short warning before PIN entry says that anyone nearby may hear your screen reader.</w:t>
       </w:r>
     </w:p>
     <w:p>
@@ -6254,7 +6254,7 @@
                 <w:sz w:val="18"/>
                 <w:szCs w:val="18"/>
               </w:rPr>
-              <w:t xml:space="preserve">Keypad announces progress, never digits. Fixed layout. Pre-entry privacy warning.</w:t>
+              <w:t xml:space="preserve">Native secure password field, so the screen reader does not speak digits; WAYMARK announces progress only. No custom or randomised keypad. Pre-entry privacy warning.</w:t>
             </w:r>
           </w:p>
         </w:tc>

--- a/docs/WAYMARK-Master-PRD-v1.0.docx
+++ b/docs/WAYMARK-Master-PRD-v1.0.docx
@@ -2575,10 +2575,10 @@
         <w:tblLayout w:type="fixed"/>
       </w:tblPr>
       <w:tblGrid>
-        <w:gridCol w:w="2156"/>
-        <w:gridCol w:w="401"/>
-        <w:gridCol w:w="3409"/>
-        <w:gridCol w:w="3060"/>
+        <w:gridCol w:w="2032"/>
+        <w:gridCol w:w="378"/>
+        <w:gridCol w:w="3307"/>
+        <w:gridCol w:w="3309"/>
       </w:tblGrid>
       <w:tr>
         <w:trPr>
@@ -2586,7 +2586,7 @@
         </w:trPr>
         <w:tc>
           <w:tcPr>
-            <w:tcW w:type="dxa" w:w="2156"/>
+            <w:tcW w:type="dxa" w:w="2032"/>
             <w:tcBorders>
               <w:top w:val="single" w:color="D9DDD6" w:sz="4"/>
               <w:left w:val="single" w:color="D9DDD6" w:sz="4"/>
@@ -2619,7 +2619,7 @@
         </w:tc>
         <w:tc>
           <w:tcPr>
-            <w:tcW w:type="dxa" w:w="401"/>
+            <w:tcW w:type="dxa" w:w="378"/>
             <w:tcBorders>
               <w:top w:val="single" w:color="D9DDD6" w:sz="4"/>
               <w:left w:val="single" w:color="D9DDD6" w:sz="4"/>
@@ -2652,7 +2652,7 @@
         </w:tc>
         <w:tc>
           <w:tcPr>
-            <w:tcW w:type="dxa" w:w="3409"/>
+            <w:tcW w:type="dxa" w:w="3307"/>
             <w:tcBorders>
               <w:top w:val="single" w:color="D9DDD6" w:sz="4"/>
               <w:left w:val="single" w:color="D9DDD6" w:sz="4"/>
@@ -2685,7 +2685,7 @@
         </w:tc>
         <w:tc>
           <w:tcPr>
-            <w:tcW w:type="dxa" w:w="3060"/>
+            <w:tcW w:type="dxa" w:w="3309"/>
             <w:tcBorders>
               <w:top w:val="single" w:color="D9DDD6" w:sz="4"/>
               <w:left w:val="single" w:color="D9DDD6" w:sz="4"/>
@@ -2723,7 +2723,7 @@
         </w:trPr>
         <w:tc>
           <w:tcPr>
-            <w:tcW w:type="dxa" w:w="2156"/>
+            <w:tcW w:type="dxa" w:w="2032"/>
             <w:tcBorders>
               <w:top w:val="single" w:color="D9DDD6" w:sz="4"/>
               <w:left w:val="single" w:color="D9DDD6" w:sz="4"/>
@@ -2755,7 +2755,7 @@
         </w:tc>
         <w:tc>
           <w:tcPr>
-            <w:tcW w:type="dxa" w:w="401"/>
+            <w:tcW w:type="dxa" w:w="378"/>
             <w:tcBorders>
               <w:top w:val="single" w:color="D9DDD6" w:sz="4"/>
               <w:left w:val="single" w:color="D9DDD6" w:sz="4"/>
@@ -2785,7 +2785,7 @@
         </w:tc>
         <w:tc>
           <w:tcPr>
-            <w:tcW w:type="dxa" w:w="3409"/>
+            <w:tcW w:type="dxa" w:w="3307"/>
             <w:tcBorders>
               <w:top w:val="single" w:color="D9DDD6" w:sz="4"/>
               <w:left w:val="single" w:color="D9DDD6" w:sz="4"/>
@@ -2815,7 +2815,7 @@
         </w:tc>
         <w:tc>
           <w:tcPr>
-            <w:tcW w:type="dxa" w:w="3060"/>
+            <w:tcW w:type="dxa" w:w="3309"/>
             <w:tcBorders>
               <w:top w:val="single" w:color="D9DDD6" w:sz="4"/>
               <w:left w:val="single" w:color="D9DDD6" w:sz="4"/>
@@ -2850,7 +2850,7 @@
         </w:trPr>
         <w:tc>
           <w:tcPr>
-            <w:tcW w:type="dxa" w:w="2156"/>
+            <w:tcW w:type="dxa" w:w="2032"/>
             <w:tcBorders>
               <w:top w:val="single" w:color="D9DDD6" w:sz="4"/>
               <w:left w:val="single" w:color="D9DDD6" w:sz="4"/>
@@ -2882,7 +2882,7 @@
         </w:tc>
         <w:tc>
           <w:tcPr>
-            <w:tcW w:type="dxa" w:w="401"/>
+            <w:tcW w:type="dxa" w:w="378"/>
             <w:tcBorders>
               <w:top w:val="single" w:color="D9DDD6" w:sz="4"/>
               <w:left w:val="single" w:color="D9DDD6" w:sz="4"/>
@@ -2912,61 +2912,61 @@
         </w:tc>
         <w:tc>
           <w:tcPr>
-            <w:tcW w:type="dxa" w:w="3409"/>
-            <w:tcBorders>
-              <w:top w:val="single" w:color="D9DDD6" w:sz="4"/>
-              <w:left w:val="single" w:color="D9DDD6" w:sz="4"/>
-              <w:bottom w:val="single" w:color="D9DDD6" w:sz="4"/>
-              <w:right w:val="single" w:color="D9DDD6" w:sz="4"/>
-            </w:tcBorders>
-            <w:tcMar>
-              <w:top w:type="dxa" w:w="60"/>
-              <w:left w:type="dxa" w:w="100"/>
-              <w:bottom w:type="dxa" w:w="60"/>
-              <w:right w:type="dxa" w:w="100"/>
-            </w:tcMar>
-          </w:tcPr>
-          <w:p>
-            <w:pPr>
-              <w:spacing w:after="0" w:before="0"/>
-            </w:pPr>
-            <w:r>
-              <w:rPr>
-                <w:color w:val="18201C"/>
-                <w:sz w:val="18"/>
-                <w:szCs w:val="18"/>
-              </w:rPr>
-              <w:t xml:space="preserve">Demo phone number, demo OTP with no expiry pressure, demo PIN set-up</w:t>
-            </w:r>
-          </w:p>
-        </w:tc>
-        <w:tc>
-          <w:tcPr>
-            <w:tcW w:type="dxa" w:w="3060"/>
-            <w:tcBorders>
-              <w:top w:val="single" w:color="D9DDD6" w:sz="4"/>
-              <w:left w:val="single" w:color="D9DDD6" w:sz="4"/>
-              <w:bottom w:val="single" w:color="D9DDD6" w:sz="4"/>
-              <w:right w:val="single" w:color="D9DDD6" w:sz="4"/>
-            </w:tcBorders>
-            <w:tcMar>
-              <w:top w:type="dxa" w:w="60"/>
-              <w:left w:type="dxa" w:w="100"/>
-              <w:bottom w:type="dxa" w:w="60"/>
-              <w:right w:type="dxa" w:w="100"/>
-            </w:tcMar>
-          </w:tcPr>
-          <w:p>
-            <w:pPr>
-              <w:spacing w:after="0" w:before="0"/>
-            </w:pPr>
-            <w:r>
-              <w:rPr>
-                <w:color w:val="18201C"/>
-                <w:sz w:val="18"/>
-                <w:szCs w:val="18"/>
-              </w:rPr>
-              <w:t xml:space="preserve">Values are printed on screen; real credentials never accepted</w:t>
+            <w:tcW w:type="dxa" w:w="3307"/>
+            <w:tcBorders>
+              <w:top w:val="single" w:color="D9DDD6" w:sz="4"/>
+              <w:left w:val="single" w:color="D9DDD6" w:sz="4"/>
+              <w:bottom w:val="single" w:color="D9DDD6" w:sz="4"/>
+              <w:right w:val="single" w:color="D9DDD6" w:sz="4"/>
+            </w:tcBorders>
+            <w:tcMar>
+              <w:top w:type="dxa" w:w="60"/>
+              <w:left w:type="dxa" w:w="100"/>
+              <w:bottom w:type="dxa" w:w="60"/>
+              <w:right w:type="dxa" w:w="100"/>
+            </w:tcMar>
+          </w:tcPr>
+          <w:p>
+            <w:pPr>
+              <w:spacing w:after="0" w:before="0"/>
+            </w:pPr>
+            <w:r>
+              <w:rPr>
+                <w:color w:val="18201C"/>
+                <w:sz w:val="18"/>
+                <w:szCs w:val="18"/>
+              </w:rPr>
+              <w:t xml:space="preserve">Any valid Nigerian mobile number, demo OTP with no expiry pressure, demo PIN set-up</w:t>
+            </w:r>
+          </w:p>
+        </w:tc>
+        <w:tc>
+          <w:tcPr>
+            <w:tcW w:type="dxa" w:w="3309"/>
+            <w:tcBorders>
+              <w:top w:val="single" w:color="D9DDD6" w:sz="4"/>
+              <w:left w:val="single" w:color="D9DDD6" w:sz="4"/>
+              <w:bottom w:val="single" w:color="D9DDD6" w:sz="4"/>
+              <w:right w:val="single" w:color="D9DDD6" w:sz="4"/>
+            </w:tcBorders>
+            <w:tcMar>
+              <w:top w:type="dxa" w:w="60"/>
+              <w:left w:type="dxa" w:w="100"/>
+              <w:bottom w:type="dxa" w:w="60"/>
+              <w:right w:type="dxa" w:w="100"/>
+            </w:tcMar>
+          </w:tcPr>
+          <w:p>
+            <w:pPr>
+              <w:spacing w:after="0" w:before="0"/>
+            </w:pPr>
+            <w:r>
+              <w:rPr>
+                <w:color w:val="18201C"/>
+                <w:sz w:val="18"/>
+                <w:szCs w:val="18"/>
+              </w:rPr>
+              <w:t xml:space="preserve">Number is checked for format only and never stored; code is printed on screen; real credentials never accepted</w:t>
             </w:r>
           </w:p>
         </w:tc>
@@ -2977,7 +2977,7 @@
         </w:trPr>
         <w:tc>
           <w:tcPr>
-            <w:tcW w:type="dxa" w:w="2156"/>
+            <w:tcW w:type="dxa" w:w="2032"/>
             <w:tcBorders>
               <w:top w:val="single" w:color="D9DDD6" w:sz="4"/>
               <w:left w:val="single" w:color="D9DDD6" w:sz="4"/>
@@ -3009,7 +3009,7 @@
         </w:tc>
         <w:tc>
           <w:tcPr>
-            <w:tcW w:type="dxa" w:w="401"/>
+            <w:tcW w:type="dxa" w:w="378"/>
             <w:tcBorders>
               <w:top w:val="single" w:color="D9DDD6" w:sz="4"/>
               <w:left w:val="single" w:color="D9DDD6" w:sz="4"/>
@@ -3039,7 +3039,7 @@
         </w:tc>
         <w:tc>
           <w:tcPr>
-            <w:tcW w:type="dxa" w:w="3409"/>
+            <w:tcW w:type="dxa" w:w="3307"/>
             <w:tcBorders>
               <w:top w:val="single" w:color="D9DDD6" w:sz="4"/>
               <w:left w:val="single" w:color="D9DDD6" w:sz="4"/>
@@ -3069,7 +3069,7 @@
         </w:tc>
         <w:tc>
           <w:tcPr>
-            <w:tcW w:type="dxa" w:w="3060"/>
+            <w:tcW w:type="dxa" w:w="3309"/>
             <w:tcBorders>
               <w:top w:val="single" w:color="D9DDD6" w:sz="4"/>
               <w:left w:val="single" w:color="D9DDD6" w:sz="4"/>
@@ -3104,7 +3104,7 @@
         </w:trPr>
         <w:tc>
           <w:tcPr>
-            <w:tcW w:type="dxa" w:w="2156"/>
+            <w:tcW w:type="dxa" w:w="2032"/>
             <w:tcBorders>
               <w:top w:val="single" w:color="D9DDD6" w:sz="4"/>
               <w:left w:val="single" w:color="D9DDD6" w:sz="4"/>
@@ -3136,7 +3136,7 @@
         </w:tc>
         <w:tc>
           <w:tcPr>
-            <w:tcW w:type="dxa" w:w="401"/>
+            <w:tcW w:type="dxa" w:w="378"/>
             <w:tcBorders>
               <w:top w:val="single" w:color="D9DDD6" w:sz="4"/>
               <w:left w:val="single" w:color="D9DDD6" w:sz="4"/>
@@ -3166,7 +3166,7 @@
         </w:tc>
         <w:tc>
           <w:tcPr>
-            <w:tcW w:type="dxa" w:w="3409"/>
+            <w:tcW w:type="dxa" w:w="3307"/>
             <w:tcBorders>
               <w:top w:val="single" w:color="D9DDD6" w:sz="4"/>
               <w:left w:val="single" w:color="D9DDD6" w:sz="4"/>
@@ -3196,7 +3196,7 @@
         </w:tc>
         <w:tc>
           <w:tcPr>
-            <w:tcW w:type="dxa" w:w="3060"/>
+            <w:tcW w:type="dxa" w:w="3309"/>
             <w:tcBorders>
               <w:top w:val="single" w:color="D9DDD6" w:sz="4"/>
               <w:left w:val="single" w:color="D9DDD6" w:sz="4"/>
@@ -3231,7 +3231,7 @@
         </w:trPr>
         <w:tc>
           <w:tcPr>
-            <w:tcW w:type="dxa" w:w="2156"/>
+            <w:tcW w:type="dxa" w:w="2032"/>
             <w:tcBorders>
               <w:top w:val="single" w:color="D9DDD6" w:sz="4"/>
               <w:left w:val="single" w:color="D9DDD6" w:sz="4"/>
@@ -3263,7 +3263,7 @@
         </w:tc>
         <w:tc>
           <w:tcPr>
-            <w:tcW w:type="dxa" w:w="401"/>
+            <w:tcW w:type="dxa" w:w="378"/>
             <w:tcBorders>
               <w:top w:val="single" w:color="D9DDD6" w:sz="4"/>
               <w:left w:val="single" w:color="D9DDD6" w:sz="4"/>
@@ -3293,7 +3293,7 @@
         </w:tc>
         <w:tc>
           <w:tcPr>
-            <w:tcW w:type="dxa" w:w="3409"/>
+            <w:tcW w:type="dxa" w:w="3307"/>
             <w:tcBorders>
               <w:top w:val="single" w:color="D9DDD6" w:sz="4"/>
               <w:left w:val="single" w:color="D9DDD6" w:sz="4"/>
@@ -3323,7 +3323,7 @@
         </w:tc>
         <w:tc>
           <w:tcPr>
-            <w:tcW w:type="dxa" w:w="3060"/>
+            <w:tcW w:type="dxa" w:w="3309"/>
             <w:tcBorders>
               <w:top w:val="single" w:color="D9DDD6" w:sz="4"/>
               <w:left w:val="single" w:color="D9DDD6" w:sz="4"/>
@@ -3358,7 +3358,7 @@
         </w:trPr>
         <w:tc>
           <w:tcPr>
-            <w:tcW w:type="dxa" w:w="2156"/>
+            <w:tcW w:type="dxa" w:w="2032"/>
             <w:tcBorders>
               <w:top w:val="single" w:color="D9DDD6" w:sz="4"/>
               <w:left w:val="single" w:color="D9DDD6" w:sz="4"/>
@@ -3390,7 +3390,7 @@
         </w:tc>
         <w:tc>
           <w:tcPr>
-            <w:tcW w:type="dxa" w:w="401"/>
+            <w:tcW w:type="dxa" w:w="378"/>
             <w:tcBorders>
               <w:top w:val="single" w:color="D9DDD6" w:sz="4"/>
               <w:left w:val="single" w:color="D9DDD6" w:sz="4"/>
@@ -3420,7 +3420,7 @@
         </w:tc>
         <w:tc>
           <w:tcPr>
-            <w:tcW w:type="dxa" w:w="3409"/>
+            <w:tcW w:type="dxa" w:w="3307"/>
             <w:tcBorders>
               <w:top w:val="single" w:color="D9DDD6" w:sz="4"/>
               <w:left w:val="single" w:color="D9DDD6" w:sz="4"/>
@@ -3450,7 +3450,7 @@
         </w:tc>
         <w:tc>
           <w:tcPr>
-            <w:tcW w:type="dxa" w:w="3060"/>
+            <w:tcW w:type="dxa" w:w="3309"/>
             <w:tcBorders>
               <w:top w:val="single" w:color="D9DDD6" w:sz="4"/>
               <w:left w:val="single" w:color="D9DDD6" w:sz="4"/>
@@ -3485,7 +3485,7 @@
         </w:trPr>
         <w:tc>
           <w:tcPr>
-            <w:tcW w:type="dxa" w:w="2156"/>
+            <w:tcW w:type="dxa" w:w="2032"/>
             <w:tcBorders>
               <w:top w:val="single" w:color="D9DDD6" w:sz="4"/>
               <w:left w:val="single" w:color="D9DDD6" w:sz="4"/>
@@ -3517,7 +3517,7 @@
         </w:tc>
         <w:tc>
           <w:tcPr>
-            <w:tcW w:type="dxa" w:w="401"/>
+            <w:tcW w:type="dxa" w:w="378"/>
             <w:tcBorders>
               <w:top w:val="single" w:color="D9DDD6" w:sz="4"/>
               <w:left w:val="single" w:color="D9DDD6" w:sz="4"/>
@@ -3547,7 +3547,7 @@
         </w:tc>
         <w:tc>
           <w:tcPr>
-            <w:tcW w:type="dxa" w:w="3409"/>
+            <w:tcW w:type="dxa" w:w="3307"/>
             <w:tcBorders>
               <w:top w:val="single" w:color="D9DDD6" w:sz="4"/>
               <w:left w:val="single" w:color="D9DDD6" w:sz="4"/>
@@ -3577,7 +3577,7 @@
         </w:tc>
         <w:tc>
           <w:tcPr>
-            <w:tcW w:type="dxa" w:w="3060"/>
+            <w:tcW w:type="dxa" w:w="3309"/>
             <w:tcBorders>
               <w:top w:val="single" w:color="D9DDD6" w:sz="4"/>
               <w:left w:val="single" w:color="D9DDD6" w:sz="4"/>
@@ -3612,7 +3612,7 @@
         </w:trPr>
         <w:tc>
           <w:tcPr>
-            <w:tcW w:type="dxa" w:w="2156"/>
+            <w:tcW w:type="dxa" w:w="2032"/>
             <w:tcBorders>
               <w:top w:val="single" w:color="D9DDD6" w:sz="4"/>
               <w:left w:val="single" w:color="D9DDD6" w:sz="4"/>
@@ -3644,7 +3644,7 @@
         </w:tc>
         <w:tc>
           <w:tcPr>
-            <w:tcW w:type="dxa" w:w="401"/>
+            <w:tcW w:type="dxa" w:w="378"/>
             <w:tcBorders>
               <w:top w:val="single" w:color="D9DDD6" w:sz="4"/>
               <w:left w:val="single" w:color="D9DDD6" w:sz="4"/>
@@ -3674,7 +3674,7 @@
         </w:tc>
         <w:tc>
           <w:tcPr>
-            <w:tcW w:type="dxa" w:w="3409"/>
+            <w:tcW w:type="dxa" w:w="3307"/>
             <w:tcBorders>
               <w:top w:val="single" w:color="D9DDD6" w:sz="4"/>
               <w:left w:val="single" w:color="D9DDD6" w:sz="4"/>
@@ -3704,7 +3704,7 @@
         </w:tc>
         <w:tc>
           <w:tcPr>
-            <w:tcW w:type="dxa" w:w="3060"/>
+            <w:tcW w:type="dxa" w:w="3309"/>
             <w:tcBorders>
               <w:top w:val="single" w:color="D9DDD6" w:sz="4"/>
               <w:left w:val="single" w:color="D9DDD6" w:sz="4"/>
@@ -3739,7 +3739,7 @@
         </w:trPr>
         <w:tc>
           <w:tcPr>
-            <w:tcW w:type="dxa" w:w="2156"/>
+            <w:tcW w:type="dxa" w:w="2032"/>
             <w:tcBorders>
               <w:top w:val="single" w:color="D9DDD6" w:sz="4"/>
               <w:left w:val="single" w:color="D9DDD6" w:sz="4"/>
@@ -3771,7 +3771,7 @@
         </w:tc>
         <w:tc>
           <w:tcPr>
-            <w:tcW w:type="dxa" w:w="401"/>
+            <w:tcW w:type="dxa" w:w="378"/>
             <w:tcBorders>
               <w:top w:val="single" w:color="D9DDD6" w:sz="4"/>
               <w:left w:val="single" w:color="D9DDD6" w:sz="4"/>
@@ -3801,7 +3801,7 @@
         </w:tc>
         <w:tc>
           <w:tcPr>
-            <w:tcW w:type="dxa" w:w="3409"/>
+            <w:tcW w:type="dxa" w:w="3307"/>
             <w:tcBorders>
               <w:top w:val="single" w:color="D9DDD6" w:sz="4"/>
               <w:left w:val="single" w:color="D9DDD6" w:sz="4"/>
@@ -3831,7 +3831,7 @@
         </w:tc>
         <w:tc>
           <w:tcPr>
-            <w:tcW w:type="dxa" w:w="3060"/>
+            <w:tcW w:type="dxa" w:w="3309"/>
             <w:tcBorders>
               <w:top w:val="single" w:color="D9DDD6" w:sz="4"/>
               <w:left w:val="single" w:color="D9DDD6" w:sz="4"/>
@@ -3866,7 +3866,7 @@
         </w:trPr>
         <w:tc>
           <w:tcPr>
-            <w:tcW w:type="dxa" w:w="2156"/>
+            <w:tcW w:type="dxa" w:w="2032"/>
             <w:tcBorders>
               <w:top w:val="single" w:color="D9DDD6" w:sz="4"/>
               <w:left w:val="single" w:color="D9DDD6" w:sz="4"/>
@@ -3898,7 +3898,7 @@
         </w:tc>
         <w:tc>
           <w:tcPr>
-            <w:tcW w:type="dxa" w:w="401"/>
+            <w:tcW w:type="dxa" w:w="378"/>
             <w:tcBorders>
               <w:top w:val="single" w:color="D9DDD6" w:sz="4"/>
               <w:left w:val="single" w:color="D9DDD6" w:sz="4"/>
@@ -3928,7 +3928,7 @@
         </w:tc>
         <w:tc>
           <w:tcPr>
-            <w:tcW w:type="dxa" w:w="3409"/>
+            <w:tcW w:type="dxa" w:w="3307"/>
             <w:tcBorders>
               <w:top w:val="single" w:color="D9DDD6" w:sz="4"/>
               <w:left w:val="single" w:color="D9DDD6" w:sz="4"/>
@@ -3958,7 +3958,7 @@
         </w:tc>
         <w:tc>
           <w:tcPr>
-            <w:tcW w:type="dxa" w:w="3060"/>
+            <w:tcW w:type="dxa" w:w="3309"/>
             <w:tcBorders>
               <w:top w:val="single" w:color="D9DDD6" w:sz="4"/>
               <w:left w:val="single" w:color="D9DDD6" w:sz="4"/>
@@ -3985,7 +3985,7 @@
         </w:trPr>
         <w:tc>
           <w:tcPr>
-            <w:tcW w:type="dxa" w:w="2156"/>
+            <w:tcW w:type="dxa" w:w="2032"/>
             <w:tcBorders>
               <w:top w:val="single" w:color="D9DDD6" w:sz="4"/>
               <w:left w:val="single" w:color="D9DDD6" w:sz="4"/>
@@ -4017,7 +4017,7 @@
         </w:tc>
         <w:tc>
           <w:tcPr>
-            <w:tcW w:type="dxa" w:w="401"/>
+            <w:tcW w:type="dxa" w:w="378"/>
             <w:tcBorders>
               <w:top w:val="single" w:color="D9DDD6" w:sz="4"/>
               <w:left w:val="single" w:color="D9DDD6" w:sz="4"/>
@@ -4047,7 +4047,7 @@
         </w:tc>
         <w:tc>
           <w:tcPr>
-            <w:tcW w:type="dxa" w:w="3409"/>
+            <w:tcW w:type="dxa" w:w="3307"/>
             <w:tcBorders>
               <w:top w:val="single" w:color="D9DDD6" w:sz="4"/>
               <w:left w:val="single" w:color="D9DDD6" w:sz="4"/>
@@ -4077,7 +4077,7 @@
         </w:tc>
         <w:tc>
           <w:tcPr>
-            <w:tcW w:type="dxa" w:w="3060"/>
+            <w:tcW w:type="dxa" w:w="3309"/>
             <w:tcBorders>
               <w:top w:val="single" w:color="D9DDD6" w:sz="4"/>
               <w:left w:val="single" w:color="D9DDD6" w:sz="4"/>
@@ -4104,7 +4104,7 @@
         </w:trPr>
         <w:tc>
           <w:tcPr>
-            <w:tcW w:type="dxa" w:w="2156"/>
+            <w:tcW w:type="dxa" w:w="2032"/>
             <w:tcBorders>
               <w:top w:val="single" w:color="D9DDD6" w:sz="4"/>
               <w:left w:val="single" w:color="D9DDD6" w:sz="4"/>
@@ -4136,7 +4136,7 @@
         </w:tc>
         <w:tc>
           <w:tcPr>
-            <w:tcW w:type="dxa" w:w="401"/>
+            <w:tcW w:type="dxa" w:w="378"/>
             <w:tcBorders>
               <w:top w:val="single" w:color="D9DDD6" w:sz="4"/>
               <w:left w:val="single" w:color="D9DDD6" w:sz="4"/>
@@ -4166,7 +4166,7 @@
         </w:tc>
         <w:tc>
           <w:tcPr>
-            <w:tcW w:type="dxa" w:w="3409"/>
+            <w:tcW w:type="dxa" w:w="3307"/>
             <w:tcBorders>
               <w:top w:val="single" w:color="D9DDD6" w:sz="4"/>
               <w:left w:val="single" w:color="D9DDD6" w:sz="4"/>
@@ -4196,7 +4196,7 @@
         </w:tc>
         <w:tc>
           <w:tcPr>
-            <w:tcW w:type="dxa" w:w="3060"/>
+            <w:tcW w:type="dxa" w:w="3309"/>
             <w:tcBorders>
               <w:top w:val="single" w:color="D9DDD6" w:sz="4"/>
               <w:left w:val="single" w:color="D9DDD6" w:sz="4"/>
@@ -4223,7 +4223,7 @@
         </w:trPr>
         <w:tc>
           <w:tcPr>
-            <w:tcW w:type="dxa" w:w="2156"/>
+            <w:tcW w:type="dxa" w:w="2032"/>
             <w:tcBorders>
               <w:top w:val="single" w:color="D9DDD6" w:sz="4"/>
               <w:left w:val="single" w:color="D9DDD6" w:sz="4"/>
@@ -4255,7 +4255,7 @@
         </w:tc>
         <w:tc>
           <w:tcPr>
-            <w:tcW w:type="dxa" w:w="401"/>
+            <w:tcW w:type="dxa" w:w="378"/>
             <w:tcBorders>
               <w:top w:val="single" w:color="D9DDD6" w:sz="4"/>
               <w:left w:val="single" w:color="D9DDD6" w:sz="4"/>
@@ -4285,29 +4285,29 @@
         </w:tc>
         <w:tc>
           <w:tcPr>
-            <w:tcW w:type="dxa" w:w="3409"/>
-            <w:tcBorders>
-              <w:top w:val="single" w:color="D9DDD6" w:sz="4"/>
-              <w:left w:val="single" w:color="D9DDD6" w:sz="4"/>
-              <w:bottom w:val="single" w:color="D9DDD6" w:sz="4"/>
-              <w:right w:val="single" w:color="D9DDD6" w:sz="4"/>
-            </w:tcBorders>
-            <w:tcMar>
-              <w:top w:type="dxa" w:w="60"/>
-              <w:left w:type="dxa" w:w="100"/>
-              <w:bottom w:type="dxa" w:w="60"/>
-              <w:right w:type="dxa" w:w="100"/>
-            </w:tcMar>
-          </w:tcPr>
-          <w:p>
-            <w:pPr>
-              <w:spacing w:after="0" w:before="0"/>
-            </w:pPr>
-          </w:p>
-        </w:tc>
-        <w:tc>
-          <w:tcPr>
-            <w:tcW w:type="dxa" w:w="3060"/>
+            <w:tcW w:type="dxa" w:w="3307"/>
+            <w:tcBorders>
+              <w:top w:val="single" w:color="D9DDD6" w:sz="4"/>
+              <w:left w:val="single" w:color="D9DDD6" w:sz="4"/>
+              <w:bottom w:val="single" w:color="D9DDD6" w:sz="4"/>
+              <w:right w:val="single" w:color="D9DDD6" w:sz="4"/>
+            </w:tcBorders>
+            <w:tcMar>
+              <w:top w:type="dxa" w:w="60"/>
+              <w:left w:type="dxa" w:w="100"/>
+              <w:bottom w:type="dxa" w:w="60"/>
+              <w:right w:type="dxa" w:w="100"/>
+            </w:tcMar>
+          </w:tcPr>
+          <w:p>
+            <w:pPr>
+              <w:spacing w:after="0" w:before="0"/>
+            </w:pPr>
+          </w:p>
+        </w:tc>
+        <w:tc>
+          <w:tcPr>
+            <w:tcW w:type="dxa" w:w="3309"/>
             <w:tcBorders>
               <w:top w:val="single" w:color="D9DDD6" w:sz="4"/>
               <w:left w:val="single" w:color="D9DDD6" w:sz="4"/>
@@ -4342,7 +4342,7 @@
         </w:trPr>
         <w:tc>
           <w:tcPr>
-            <w:tcW w:type="dxa" w:w="2156"/>
+            <w:tcW w:type="dxa" w:w="2032"/>
             <w:tcBorders>
               <w:top w:val="single" w:color="D9DDD6" w:sz="4"/>
               <w:left w:val="single" w:color="D9DDD6" w:sz="4"/>
@@ -4374,7 +4374,7 @@
         </w:tc>
         <w:tc>
           <w:tcPr>
-            <w:tcW w:type="dxa" w:w="401"/>
+            <w:tcW w:type="dxa" w:w="378"/>
             <w:tcBorders>
               <w:top w:val="single" w:color="D9DDD6" w:sz="4"/>
               <w:left w:val="single" w:color="D9DDD6" w:sz="4"/>
@@ -4404,29 +4404,29 @@
         </w:tc>
         <w:tc>
           <w:tcPr>
-            <w:tcW w:type="dxa" w:w="3409"/>
-            <w:tcBorders>
-              <w:top w:val="single" w:color="D9DDD6" w:sz="4"/>
-              <w:left w:val="single" w:color="D9DDD6" w:sz="4"/>
-              <w:bottom w:val="single" w:color="D9DDD6" w:sz="4"/>
-              <w:right w:val="single" w:color="D9DDD6" w:sz="4"/>
-            </w:tcBorders>
-            <w:tcMar>
-              <w:top w:type="dxa" w:w="60"/>
-              <w:left w:type="dxa" w:w="100"/>
-              <w:bottom w:type="dxa" w:w="60"/>
-              <w:right w:type="dxa" w:w="100"/>
-            </w:tcMar>
-          </w:tcPr>
-          <w:p>
-            <w:pPr>
-              <w:spacing w:after="0" w:before="0"/>
-            </w:pPr>
-          </w:p>
-        </w:tc>
-        <w:tc>
-          <w:tcPr>
-            <w:tcW w:type="dxa" w:w="3060"/>
+            <w:tcW w:type="dxa" w:w="3307"/>
+            <w:tcBorders>
+              <w:top w:val="single" w:color="D9DDD6" w:sz="4"/>
+              <w:left w:val="single" w:color="D9DDD6" w:sz="4"/>
+              <w:bottom w:val="single" w:color="D9DDD6" w:sz="4"/>
+              <w:right w:val="single" w:color="D9DDD6" w:sz="4"/>
+            </w:tcBorders>
+            <w:tcMar>
+              <w:top w:type="dxa" w:w="60"/>
+              <w:left w:type="dxa" w:w="100"/>
+              <w:bottom w:type="dxa" w:w="60"/>
+              <w:right w:type="dxa" w:w="100"/>
+            </w:tcMar>
+          </w:tcPr>
+          <w:p>
+            <w:pPr>
+              <w:spacing w:after="0" w:before="0"/>
+            </w:pPr>
+          </w:p>
+        </w:tc>
+        <w:tc>
+          <w:tcPr>
+            <w:tcW w:type="dxa" w:w="3309"/>
             <w:tcBorders>
               <w:top w:val="single" w:color="D9DDD6" w:sz="4"/>
               <w:left w:val="single" w:color="D9DDD6" w:sz="4"/>
@@ -4453,7 +4453,7 @@
         </w:trPr>
         <w:tc>
           <w:tcPr>
-            <w:tcW w:type="dxa" w:w="2156"/>
+            <w:tcW w:type="dxa" w:w="2032"/>
             <w:tcBorders>
               <w:top w:val="single" w:color="D9DDD6" w:sz="4"/>
               <w:left w:val="single" w:color="D9DDD6" w:sz="4"/>
@@ -4485,7 +4485,7 @@
         </w:tc>
         <w:tc>
           <w:tcPr>
-            <w:tcW w:type="dxa" w:w="401"/>
+            <w:tcW w:type="dxa" w:w="378"/>
             <w:tcBorders>
               <w:top w:val="single" w:color="D9DDD6" w:sz="4"/>
               <w:left w:val="single" w:color="D9DDD6" w:sz="4"/>
@@ -4515,29 +4515,29 @@
         </w:tc>
         <w:tc>
           <w:tcPr>
-            <w:tcW w:type="dxa" w:w="3409"/>
-            <w:tcBorders>
-              <w:top w:val="single" w:color="D9DDD6" w:sz="4"/>
-              <w:left w:val="single" w:color="D9DDD6" w:sz="4"/>
-              <w:bottom w:val="single" w:color="D9DDD6" w:sz="4"/>
-              <w:right w:val="single" w:color="D9DDD6" w:sz="4"/>
-            </w:tcBorders>
-            <w:tcMar>
-              <w:top w:type="dxa" w:w="60"/>
-              <w:left w:type="dxa" w:w="100"/>
-              <w:bottom w:type="dxa" w:w="60"/>
-              <w:right w:type="dxa" w:w="100"/>
-            </w:tcMar>
-          </w:tcPr>
-          <w:p>
-            <w:pPr>
-              <w:spacing w:after="0" w:before="0"/>
-            </w:pPr>
-          </w:p>
-        </w:tc>
-        <w:tc>
-          <w:tcPr>
-            <w:tcW w:type="dxa" w:w="3060"/>
+            <w:tcW w:type="dxa" w:w="3307"/>
+            <w:tcBorders>
+              <w:top w:val="single" w:color="D9DDD6" w:sz="4"/>
+              <w:left w:val="single" w:color="D9DDD6" w:sz="4"/>
+              <w:bottom w:val="single" w:color="D9DDD6" w:sz="4"/>
+              <w:right w:val="single" w:color="D9DDD6" w:sz="4"/>
+            </w:tcBorders>
+            <w:tcMar>
+              <w:top w:type="dxa" w:w="60"/>
+              <w:left w:type="dxa" w:w="100"/>
+              <w:bottom w:type="dxa" w:w="60"/>
+              <w:right w:type="dxa" w:w="100"/>
+            </w:tcMar>
+          </w:tcPr>
+          <w:p>
+            <w:pPr>
+              <w:spacing w:after="0" w:before="0"/>
+            </w:pPr>
+          </w:p>
+        </w:tc>
+        <w:tc>
+          <w:tcPr>
+            <w:tcW w:type="dxa" w:w="3309"/>
             <w:tcBorders>
               <w:top w:val="single" w:color="D9DDD6" w:sz="4"/>
               <w:left w:val="single" w:color="D9DDD6" w:sz="4"/>
@@ -4601,7 +4601,7 @@
         <w:t xml:space="preserve">J1 Enter and sign in.</w:t>
       </w:r>
       <w:r>
-        <w:t xml:space="preserve"> Welcome screen explains the demo once. User enters the printed demo phone number and demo OTP. No countdown runs; if the user is idle, the OTP stays valid. User sets a 4-digit demo PIN using the private keypad.</w:t>
+        <w:t xml:space="preserve"> Welcome screen explains the demo once. User enters any Nigerian mobile number and the printed demo OTP. No countdown runs; if the user is idle, the OTP stays valid. User sets a 4-digit demo PIN using the private keypad.</w:t>
       </w:r>
     </w:p>
     <w:p>
@@ -5090,7 +5090,7 @@
                 <w:sz w:val="18"/>
                 <w:szCs w:val="18"/>
               </w:rPr>
-              <w:t xml:space="preserve">Phone number, OTP and PIN steps accept only the printed demo values. No timer, or a timer the user can extend.</w:t>
+              <w:t xml:space="preserve">Any valid Nigerian mobile number (070, 080, 081, 090 or 091, or +234) is accepted, held in memory only during sign-in. The code accepts only the printed demo value. No timer, or a timer the user can extend.</w:t>
             </w:r>
           </w:p>
         </w:tc>

--- a/docs/WAYMARK-Master-PRD-v1.0.docx
+++ b/docs/WAYMARK-Master-PRD-v1.0.docx
@@ -3601,7 +3601,7 @@
                 <w:sz w:val="18"/>
                 <w:szCs w:val="18"/>
               </w:rPr>
-              <w:t xml:space="preserve">Outcome chosen by a demo switch, disclosed</w:t>
+              <w:t xml:space="preserve">Demo bank behaviour chosen by a disclosed switch</w:t>
             </w:r>
           </w:p>
         </w:tc>
@@ -4696,7 +4696,7 @@
         <w:t xml:space="preserve">J6 Unknown outcome.</w:t>
       </w:r>
       <w:r>
-        <w:t xml:space="preserve"> With the demo switch set to Unknown, the outcome screen says "We could not confirm this transfer yet. Do not send it again." The only primary action is Check status. Checking resolves it to Completed, and activity shows one transfer.</w:t>
+        <w:t xml:space="preserve"> With Demo bank behaviour set to "The connection drops after sending", the app waits 6 seconds, then the outcome screen says "We could not confirm this transfer yet. Do not send it again." The only primary action is Check status. Checking resolves it to Completed, and activity shows one transfer.</w:t>
       </w:r>
     </w:p>
     <w:p>
@@ -8267,7 +8267,7 @@
         </w:numPr>
       </w:pPr>
       <w:r>
-        <w:t xml:space="preserve">A demo switch on the Review screen, labelled "Demo outcome", chooses Completed, Failed, Pending or Unknown so judges can see each path.</w:t>
+        <w:t xml:space="preserve">A switch on the Review screen, labelled "Demo bank behaviour", makes the demo bank complete, decline or hold the transfer, or drops the connection after sending. A dropped reply becomes Outcome unknown because the app gives up after 6 seconds, not because the switch says so.</w:t>
       </w:r>
     </w:p>
     <w:p>
@@ -8352,6 +8352,24 @@
       </w:r>
       <w:r>
         <w:t xml:space="preserve">: rendering, focus management, haptics.</w:t>
+      </w:r>
+    </w:p>
+    <w:p>
+      <w:pPr>
+        <w:pStyle w:val="ListParagraph"/>
+        <w:numPr>
+          <w:ilvl w:val="0"/>
+          <w:numId w:val="2"/>
+        </w:numPr>
+      </w:pPr>
+      <w:r>
+        <w:rPr>
+          <w:rFonts w:ascii="Consolas" w:cs="Consolas" w:eastAsia="Consolas" w:hAnsi="Consolas"/>
+        </w:rPr>
+        <w:t xml:space="preserve">app/bank/</w:t>
+      </w:r>
+      <w:r>
+        <w:t xml:space="preserve">: the bank boundary (account, activity, name lookup, fee quote, submit with idempotency key, status), the in-browser DemoBank behind it, and the transfer client that turns no reply within 6 seconds into Outcome unknown.</w:t>
       </w:r>
     </w:p>
     <w:p>
@@ -9187,7 +9205,7 @@
     </w:p>
     <w:p>
       <w:r>
-        <w:t xml:space="preserve">The production API boundary (quote, transfer with idempotency key, status lookup) goes in the pitch as one slide. It is not built.</w:t>
+        <w:t xml:space="preserve">The bank boundary in app/bank mirrors the production API (quote, transfer with idempotency key, status lookup). Going live means a second adapter with the same methods that calls the bank's authorised APIs; the screens do not change. That adapter is not built.</w:t>
       </w:r>
     </w:p>
     <w:p>

--- a/docs/WAYMARK-Master-PRD-v1.0.docx
+++ b/docs/WAYMARK-Master-PRD-v1.0.docx
@@ -573,7 +573,7 @@
                 <w:sz w:val="18"/>
                 <w:szCs w:val="18"/>
               </w:rPr>
-              <w:t xml:space="preserve">Must: fictional demo PIN with private entry. No real PIN is ever requested.</w:t>
+              <w:t xml:space="preserve">Must: approve with the phone's fingerprint or face unlock (WebAuthn); a fictional demo pin is the fallback. No real PIN is ever requested.</w:t>
             </w:r>
           </w:p>
         </w:tc>
@@ -1857,6 +1857,18 @@
     <w:p>
       <w:r>
         <w:t xml:space="preserve">The spec's traceability table marked several requirements as Implemented in demo. No code exists yet, so all statuses are reset to Not started.</w:t>
+      </w:r>
+    </w:p>
+    <w:p>
+      <w:r>
+        <w:rPr>
+          <w:b/>
+          <w:bCs/>
+        </w:rPr>
+        <w:t xml:space="preserve">Changed after the first TalkBack test (11 October 2026).</w:t>
+      </w:r>
+      <w:r>
+        <w:t xml:space="preserve"> A sighted tester using TalkBack completed a transfer but found it stressful: too many steps, "PIN" spelled out letter by letter, and PIN digits read aloud by the keyboard. Response: fingerprint approval replaces typed PINs, saved payees became one-tap buttons, and the Review screen now opens with a single summary sentence followed by the approve button. Voice commands are the next phase.</w:t>
       </w:r>
     </w:p>
     <w:p>
@@ -2525,10 +2537,10 @@
           <w:b/>
           <w:bCs/>
         </w:rPr>
-        <w:t xml:space="preserve">2. Private PIN entry (supporting).</w:t>
-      </w:r>
-      <w:r>
-        <w:t xml:space="preserve"> The demo PIN uses the phone's own secure password field, which TalkBack and VoiceOver do not read back. WAYMARK announces only "2 of 4 digits entered". A custom on-screen keypad is not used: screen readers speak each key's label as the finger explores it, which would expose the PIN. Randomised keypads are not used either, because blind users cannot learn them. A short warning before PIN entry says that anyone nearby may hear your screen reader.</w:t>
+        <w:t xml:space="preserve">2. Fingerprint approval (supporting).</w:t>
+      </w:r>
+      <w:r>
+        <w:t xml:space="preserve"> Sign-in and payments are approved with one touch of the phone's fingerprint or face unlock, through WebAuthn. Nothing is spoken or typed, so nothing can be overheard. Typed PINs cannot be made private for screen-reader users: TalkBack reads each keyboard key aloud as the finger explores it, even in a password field. A demo pin remains as a fallback, with a headphones warning. A short warning before PIN entry says that anyone nearby may hear your screen reader.</w:t>
       </w:r>
     </w:p>
     <w:p>
@@ -4726,9 +4738,9 @@
         <w:tblLayout w:type="fixed"/>
       </w:tblPr>
       <w:tblGrid>
-        <w:gridCol w:w="1367"/>
-        <w:gridCol w:w="3829"/>
-        <w:gridCol w:w="3830"/>
+        <w:gridCol w:w="1413"/>
+        <w:gridCol w:w="3806"/>
+        <w:gridCol w:w="3807"/>
       </w:tblGrid>
       <w:tr>
         <w:trPr>
@@ -4736,7 +4748,7 @@
         </w:trPr>
         <w:tc>
           <w:tcPr>
-            <w:tcW w:type="dxa" w:w="1367"/>
+            <w:tcW w:type="dxa" w:w="1413"/>
             <w:tcBorders>
               <w:top w:val="single" w:color="D9DDD6" w:sz="4"/>
               <w:left w:val="single" w:color="D9DDD6" w:sz="4"/>
@@ -4769,7 +4781,7 @@
         </w:tc>
         <w:tc>
           <w:tcPr>
-            <w:tcW w:type="dxa" w:w="3829"/>
+            <w:tcW w:type="dxa" w:w="3806"/>
             <w:tcBorders>
               <w:top w:val="single" w:color="D9DDD6" w:sz="4"/>
               <w:left w:val="single" w:color="D9DDD6" w:sz="4"/>
@@ -4802,7 +4814,7 @@
         </w:tc>
         <w:tc>
           <w:tcPr>
-            <w:tcW w:type="dxa" w:w="3830"/>
+            <w:tcW w:type="dxa" w:w="3807"/>
             <w:tcBorders>
               <w:top w:val="single" w:color="D9DDD6" w:sz="4"/>
               <w:left w:val="single" w:color="D9DDD6" w:sz="4"/>
@@ -4840,7 +4852,7 @@
         </w:trPr>
         <w:tc>
           <w:tcPr>
-            <w:tcW w:type="dxa" w:w="1367"/>
+            <w:tcW w:type="dxa" w:w="1413"/>
             <w:tcBorders>
               <w:top w:val="single" w:color="D9DDD6" w:sz="4"/>
               <w:left w:val="single" w:color="D9DDD6" w:sz="4"/>
@@ -4872,7 +4884,7 @@
         </w:tc>
         <w:tc>
           <w:tcPr>
-            <w:tcW w:type="dxa" w:w="3829"/>
+            <w:tcW w:type="dxa" w:w="3806"/>
             <w:tcBorders>
               <w:top w:val="single" w:color="D9DDD6" w:sz="4"/>
               <w:left w:val="single" w:color="D9DDD6" w:sz="4"/>
@@ -4902,7 +4914,7 @@
         </w:tc>
         <w:tc>
           <w:tcPr>
-            <w:tcW w:type="dxa" w:w="3830"/>
+            <w:tcW w:type="dxa" w:w="3807"/>
             <w:tcBorders>
               <w:top w:val="single" w:color="D9DDD6" w:sz="4"/>
               <w:left w:val="single" w:color="D9DDD6" w:sz="4"/>
@@ -4937,7 +4949,7 @@
         </w:trPr>
         <w:tc>
           <w:tcPr>
-            <w:tcW w:type="dxa" w:w="1367"/>
+            <w:tcW w:type="dxa" w:w="1413"/>
             <w:tcBorders>
               <w:top w:val="single" w:color="D9DDD6" w:sz="4"/>
               <w:left w:val="single" w:color="D9DDD6" w:sz="4"/>
@@ -4969,7 +4981,7 @@
         </w:tc>
         <w:tc>
           <w:tcPr>
-            <w:tcW w:type="dxa" w:w="3829"/>
+            <w:tcW w:type="dxa" w:w="3806"/>
             <w:tcBorders>
               <w:top w:val="single" w:color="D9DDD6" w:sz="4"/>
               <w:left w:val="single" w:color="D9DDD6" w:sz="4"/>
@@ -4999,7 +5011,7 @@
         </w:tc>
         <w:tc>
           <w:tcPr>
-            <w:tcW w:type="dxa" w:w="3830"/>
+            <w:tcW w:type="dxa" w:w="3807"/>
             <w:tcBorders>
               <w:top w:val="single" w:color="D9DDD6" w:sz="4"/>
               <w:left w:val="single" w:color="D9DDD6" w:sz="4"/>
@@ -5034,7 +5046,7 @@
         </w:trPr>
         <w:tc>
           <w:tcPr>
-            <w:tcW w:type="dxa" w:w="1367"/>
+            <w:tcW w:type="dxa" w:w="1413"/>
             <w:tcBorders>
               <w:top w:val="single" w:color="D9DDD6" w:sz="4"/>
               <w:left w:val="single" w:color="D9DDD6" w:sz="4"/>
@@ -5066,7 +5078,7 @@
         </w:tc>
         <w:tc>
           <w:tcPr>
-            <w:tcW w:type="dxa" w:w="3829"/>
+            <w:tcW w:type="dxa" w:w="3806"/>
             <w:tcBorders>
               <w:top w:val="single" w:color="D9DDD6" w:sz="4"/>
               <w:left w:val="single" w:color="D9DDD6" w:sz="4"/>
@@ -5096,7 +5108,7 @@
         </w:tc>
         <w:tc>
           <w:tcPr>
-            <w:tcW w:type="dxa" w:w="3830"/>
+            <w:tcW w:type="dxa" w:w="3807"/>
             <w:tcBorders>
               <w:top w:val="single" w:color="D9DDD6" w:sz="4"/>
               <w:left w:val="single" w:color="D9DDD6" w:sz="4"/>
@@ -5131,7 +5143,7 @@
         </w:trPr>
         <w:tc>
           <w:tcPr>
-            <w:tcW w:type="dxa" w:w="1367"/>
+            <w:tcW w:type="dxa" w:w="1413"/>
             <w:tcBorders>
               <w:top w:val="single" w:color="D9DDD6" w:sz="4"/>
               <w:left w:val="single" w:color="D9DDD6" w:sz="4"/>
@@ -5163,7 +5175,7 @@
         </w:tc>
         <w:tc>
           <w:tcPr>
-            <w:tcW w:type="dxa" w:w="3829"/>
+            <w:tcW w:type="dxa" w:w="3806"/>
             <w:tcBorders>
               <w:top w:val="single" w:color="D9DDD6" w:sz="4"/>
               <w:left w:val="single" w:color="D9DDD6" w:sz="4"/>
@@ -5193,7 +5205,7 @@
         </w:tc>
         <w:tc>
           <w:tcPr>
-            <w:tcW w:type="dxa" w:w="3830"/>
+            <w:tcW w:type="dxa" w:w="3807"/>
             <w:tcBorders>
               <w:top w:val="single" w:color="D9DDD6" w:sz="4"/>
               <w:left w:val="single" w:color="D9DDD6" w:sz="4"/>
@@ -5228,7 +5240,7 @@
         </w:trPr>
         <w:tc>
           <w:tcPr>
-            <w:tcW w:type="dxa" w:w="1367"/>
+            <w:tcW w:type="dxa" w:w="1413"/>
             <w:tcBorders>
               <w:top w:val="single" w:color="D9DDD6" w:sz="4"/>
               <w:left w:val="single" w:color="D9DDD6" w:sz="4"/>
@@ -5260,7 +5272,7 @@
         </w:tc>
         <w:tc>
           <w:tcPr>
-            <w:tcW w:type="dxa" w:w="3829"/>
+            <w:tcW w:type="dxa" w:w="3806"/>
             <w:tcBorders>
               <w:top w:val="single" w:color="D9DDD6" w:sz="4"/>
               <w:left w:val="single" w:color="D9DDD6" w:sz="4"/>
@@ -5290,7 +5302,7 @@
         </w:tc>
         <w:tc>
           <w:tcPr>
-            <w:tcW w:type="dxa" w:w="3830"/>
+            <w:tcW w:type="dxa" w:w="3807"/>
             <w:tcBorders>
               <w:top w:val="single" w:color="D9DDD6" w:sz="4"/>
               <w:left w:val="single" w:color="D9DDD6" w:sz="4"/>
@@ -5325,7 +5337,7 @@
         </w:trPr>
         <w:tc>
           <w:tcPr>
-            <w:tcW w:type="dxa" w:w="1367"/>
+            <w:tcW w:type="dxa" w:w="1413"/>
             <w:tcBorders>
               <w:top w:val="single" w:color="D9DDD6" w:sz="4"/>
               <w:left w:val="single" w:color="D9DDD6" w:sz="4"/>
@@ -5357,7 +5369,7 @@
         </w:tc>
         <w:tc>
           <w:tcPr>
-            <w:tcW w:type="dxa" w:w="3829"/>
+            <w:tcW w:type="dxa" w:w="3806"/>
             <w:tcBorders>
               <w:top w:val="single" w:color="D9DDD6" w:sz="4"/>
               <w:left w:val="single" w:color="D9DDD6" w:sz="4"/>
@@ -5387,7 +5399,7 @@
         </w:tc>
         <w:tc>
           <w:tcPr>
-            <w:tcW w:type="dxa" w:w="3830"/>
+            <w:tcW w:type="dxa" w:w="3807"/>
             <w:tcBorders>
               <w:top w:val="single" w:color="D9DDD6" w:sz="4"/>
               <w:left w:val="single" w:color="D9DDD6" w:sz="4"/>
@@ -5422,7 +5434,7 @@
         </w:trPr>
         <w:tc>
           <w:tcPr>
-            <w:tcW w:type="dxa" w:w="1367"/>
+            <w:tcW w:type="dxa" w:w="1413"/>
             <w:tcBorders>
               <w:top w:val="single" w:color="D9DDD6" w:sz="4"/>
               <w:left w:val="single" w:color="D9DDD6" w:sz="4"/>
@@ -5454,7 +5466,7 @@
         </w:tc>
         <w:tc>
           <w:tcPr>
-            <w:tcW w:type="dxa" w:w="3829"/>
+            <w:tcW w:type="dxa" w:w="3806"/>
             <w:tcBorders>
               <w:top w:val="single" w:color="D9DDD6" w:sz="4"/>
               <w:left w:val="single" w:color="D9DDD6" w:sz="4"/>
@@ -5484,7 +5496,7 @@
         </w:tc>
         <w:tc>
           <w:tcPr>
-            <w:tcW w:type="dxa" w:w="3830"/>
+            <w:tcW w:type="dxa" w:w="3807"/>
             <w:tcBorders>
               <w:top w:val="single" w:color="D9DDD6" w:sz="4"/>
               <w:left w:val="single" w:color="D9DDD6" w:sz="4"/>
@@ -5519,7 +5531,7 @@
         </w:trPr>
         <w:tc>
           <w:tcPr>
-            <w:tcW w:type="dxa" w:w="1367"/>
+            <w:tcW w:type="dxa" w:w="1413"/>
             <w:tcBorders>
               <w:top w:val="single" w:color="D9DDD6" w:sz="4"/>
               <w:left w:val="single" w:color="D9DDD6" w:sz="4"/>
@@ -5551,7 +5563,7 @@
         </w:tc>
         <w:tc>
           <w:tcPr>
-            <w:tcW w:type="dxa" w:w="3829"/>
+            <w:tcW w:type="dxa" w:w="3806"/>
             <w:tcBorders>
               <w:top w:val="single" w:color="D9DDD6" w:sz="4"/>
               <w:left w:val="single" w:color="D9DDD6" w:sz="4"/>
@@ -5581,7 +5593,7 @@
         </w:tc>
         <w:tc>
           <w:tcPr>
-            <w:tcW w:type="dxa" w:w="3830"/>
+            <w:tcW w:type="dxa" w:w="3807"/>
             <w:tcBorders>
               <w:top w:val="single" w:color="D9DDD6" w:sz="4"/>
               <w:left w:val="single" w:color="D9DDD6" w:sz="4"/>
@@ -5616,7 +5628,7 @@
         </w:trPr>
         <w:tc>
           <w:tcPr>
-            <w:tcW w:type="dxa" w:w="1367"/>
+            <w:tcW w:type="dxa" w:w="1413"/>
             <w:tcBorders>
               <w:top w:val="single" w:color="D9DDD6" w:sz="4"/>
               <w:left w:val="single" w:color="D9DDD6" w:sz="4"/>
@@ -5648,7 +5660,7 @@
         </w:tc>
         <w:tc>
           <w:tcPr>
-            <w:tcW w:type="dxa" w:w="3829"/>
+            <w:tcW w:type="dxa" w:w="3806"/>
             <w:tcBorders>
               <w:top w:val="single" w:color="D9DDD6" w:sz="4"/>
               <w:left w:val="single" w:color="D9DDD6" w:sz="4"/>
@@ -5678,7 +5690,7 @@
         </w:tc>
         <w:tc>
           <w:tcPr>
-            <w:tcW w:type="dxa" w:w="3830"/>
+            <w:tcW w:type="dxa" w:w="3807"/>
             <w:tcBorders>
               <w:top w:val="single" w:color="D9DDD6" w:sz="4"/>
               <w:left w:val="single" w:color="D9DDD6" w:sz="4"/>
@@ -5713,7 +5725,7 @@
         </w:trPr>
         <w:tc>
           <w:tcPr>
-            <w:tcW w:type="dxa" w:w="1367"/>
+            <w:tcW w:type="dxa" w:w="1413"/>
             <w:tcBorders>
               <w:top w:val="single" w:color="D9DDD6" w:sz="4"/>
               <w:left w:val="single" w:color="D9DDD6" w:sz="4"/>
@@ -5745,7 +5757,7 @@
         </w:tc>
         <w:tc>
           <w:tcPr>
-            <w:tcW w:type="dxa" w:w="3829"/>
+            <w:tcW w:type="dxa" w:w="3806"/>
             <w:tcBorders>
               <w:top w:val="single" w:color="D9DDD6" w:sz="4"/>
               <w:left w:val="single" w:color="D9DDD6" w:sz="4"/>
@@ -5775,7 +5787,7 @@
         </w:tc>
         <w:tc>
           <w:tcPr>
-            <w:tcW w:type="dxa" w:w="3830"/>
+            <w:tcW w:type="dxa" w:w="3807"/>
             <w:tcBorders>
               <w:top w:val="single" w:color="D9DDD6" w:sz="4"/>
               <w:left w:val="single" w:color="D9DDD6" w:sz="4"/>
@@ -5810,7 +5822,7 @@
         </w:trPr>
         <w:tc>
           <w:tcPr>
-            <w:tcW w:type="dxa" w:w="1367"/>
+            <w:tcW w:type="dxa" w:w="1413"/>
             <w:tcBorders>
               <w:top w:val="single" w:color="D9DDD6" w:sz="4"/>
               <w:left w:val="single" w:color="D9DDD6" w:sz="4"/>
@@ -5842,7 +5854,7 @@
         </w:tc>
         <w:tc>
           <w:tcPr>
-            <w:tcW w:type="dxa" w:w="3829"/>
+            <w:tcW w:type="dxa" w:w="3806"/>
             <w:tcBorders>
               <w:top w:val="single" w:color="D9DDD6" w:sz="4"/>
               <w:left w:val="single" w:color="D9DDD6" w:sz="4"/>
@@ -5872,7 +5884,7 @@
         </w:tc>
         <w:tc>
           <w:tcPr>
-            <w:tcW w:type="dxa" w:w="3830"/>
+            <w:tcW w:type="dxa" w:w="3807"/>
             <w:tcBorders>
               <w:top w:val="single" w:color="D9DDD6" w:sz="4"/>
               <w:left w:val="single" w:color="D9DDD6" w:sz="4"/>
@@ -5907,7 +5919,7 @@
         </w:trPr>
         <w:tc>
           <w:tcPr>
-            <w:tcW w:type="dxa" w:w="1367"/>
+            <w:tcW w:type="dxa" w:w="1413"/>
             <w:tcBorders>
               <w:top w:val="single" w:color="D9DDD6" w:sz="4"/>
               <w:left w:val="single" w:color="D9DDD6" w:sz="4"/>
@@ -5939,7 +5951,7 @@
         </w:tc>
         <w:tc>
           <w:tcPr>
-            <w:tcW w:type="dxa" w:w="3829"/>
+            <w:tcW w:type="dxa" w:w="3806"/>
             <w:tcBorders>
               <w:top w:val="single" w:color="D9DDD6" w:sz="4"/>
               <w:left w:val="single" w:color="D9DDD6" w:sz="4"/>
@@ -5969,7 +5981,7 @@
         </w:tc>
         <w:tc>
           <w:tcPr>
-            <w:tcW w:type="dxa" w:w="3830"/>
+            <w:tcW w:type="dxa" w:w="3807"/>
             <w:tcBorders>
               <w:top w:val="single" w:color="D9DDD6" w:sz="4"/>
               <w:left w:val="single" w:color="D9DDD6" w:sz="4"/>
@@ -6004,7 +6016,7 @@
         </w:trPr>
         <w:tc>
           <w:tcPr>
-            <w:tcW w:type="dxa" w:w="1367"/>
+            <w:tcW w:type="dxa" w:w="1413"/>
             <w:tcBorders>
               <w:top w:val="single" w:color="D9DDD6" w:sz="4"/>
               <w:left w:val="single" w:color="D9DDD6" w:sz="4"/>
@@ -6036,7 +6048,7 @@
         </w:tc>
         <w:tc>
           <w:tcPr>
-            <w:tcW w:type="dxa" w:w="3829"/>
+            <w:tcW w:type="dxa" w:w="3806"/>
             <w:tcBorders>
               <w:top w:val="single" w:color="D9DDD6" w:sz="4"/>
               <w:left w:val="single" w:color="D9DDD6" w:sz="4"/>
@@ -6066,7 +6078,7 @@
         </w:tc>
         <w:tc>
           <w:tcPr>
-            <w:tcW w:type="dxa" w:w="3830"/>
+            <w:tcW w:type="dxa" w:w="3807"/>
             <w:tcBorders>
               <w:top w:val="single" w:color="D9DDD6" w:sz="4"/>
               <w:left w:val="single" w:color="D9DDD6" w:sz="4"/>
@@ -6101,7 +6113,7 @@
         </w:trPr>
         <w:tc>
           <w:tcPr>
-            <w:tcW w:type="dxa" w:w="1367"/>
+            <w:tcW w:type="dxa" w:w="1413"/>
             <w:tcBorders>
               <w:top w:val="single" w:color="D9DDD6" w:sz="4"/>
               <w:left w:val="single" w:color="D9DDD6" w:sz="4"/>
@@ -6133,7 +6145,7 @@
         </w:tc>
         <w:tc>
           <w:tcPr>
-            <w:tcW w:type="dxa" w:w="3829"/>
+            <w:tcW w:type="dxa" w:w="3806"/>
             <w:tcBorders>
               <w:top w:val="single" w:color="D9DDD6" w:sz="4"/>
               <w:left w:val="single" w:color="D9DDD6" w:sz="4"/>
@@ -6163,7 +6175,7 @@
         </w:tc>
         <w:tc>
           <w:tcPr>
-            <w:tcW w:type="dxa" w:w="3830"/>
+            <w:tcW w:type="dxa" w:w="3807"/>
             <w:tcBorders>
               <w:top w:val="single" w:color="D9DDD6" w:sz="4"/>
               <w:left w:val="single" w:color="D9DDD6" w:sz="4"/>
@@ -6198,7 +6210,7 @@
         </w:trPr>
         <w:tc>
           <w:tcPr>
-            <w:tcW w:type="dxa" w:w="1367"/>
+            <w:tcW w:type="dxa" w:w="1413"/>
             <w:tcBorders>
               <w:top w:val="single" w:color="D9DDD6" w:sz="4"/>
               <w:left w:val="single" w:color="D9DDD6" w:sz="4"/>
@@ -6224,67 +6236,67 @@
                 <w:sz w:val="18"/>
                 <w:szCs w:val="18"/>
               </w:rPr>
-              <w:t xml:space="preserve">FR-15 Private PIN</w:t>
-            </w:r>
-          </w:p>
-        </w:tc>
-        <w:tc>
-          <w:tcPr>
-            <w:tcW w:type="dxa" w:w="3829"/>
-            <w:tcBorders>
-              <w:top w:val="single" w:color="D9DDD6" w:sz="4"/>
-              <w:left w:val="single" w:color="D9DDD6" w:sz="4"/>
-              <w:bottom w:val="single" w:color="D9DDD6" w:sz="4"/>
-              <w:right w:val="single" w:color="D9DDD6" w:sz="4"/>
-            </w:tcBorders>
-            <w:tcMar>
-              <w:top w:type="dxa" w:w="60"/>
-              <w:left w:type="dxa" w:w="100"/>
-              <w:bottom w:type="dxa" w:w="60"/>
-              <w:right w:type="dxa" w:w="100"/>
-            </w:tcMar>
-          </w:tcPr>
-          <w:p>
-            <w:pPr>
-              <w:spacing w:after="0" w:before="0"/>
-            </w:pPr>
-            <w:r>
-              <w:rPr>
-                <w:color w:val="18201C"/>
-                <w:sz w:val="18"/>
-                <w:szCs w:val="18"/>
-              </w:rPr>
-              <w:t xml:space="preserve">Native secure password field, so the screen reader does not speak digits; WAYMARK announces progress only. No custom or randomised keypad. Pre-entry privacy warning.</w:t>
-            </w:r>
-          </w:p>
-        </w:tc>
-        <w:tc>
-          <w:tcPr>
-            <w:tcW w:type="dxa" w:w="3830"/>
-            <w:tcBorders>
-              <w:top w:val="single" w:color="D9DDD6" w:sz="4"/>
-              <w:left w:val="single" w:color="D9DDD6" w:sz="4"/>
-              <w:bottom w:val="single" w:color="D9DDD6" w:sz="4"/>
-              <w:right w:val="single" w:color="D9DDD6" w:sz="4"/>
-            </w:tcBorders>
-            <w:tcMar>
-              <w:top w:type="dxa" w:w="60"/>
-              <w:left w:type="dxa" w:w="100"/>
-              <w:bottom w:type="dxa" w:w="60"/>
-              <w:right w:type="dxa" w:w="100"/>
-            </w:tcMar>
-          </w:tcPr>
-          <w:p>
-            <w:pPr>
-              <w:spacing w:after="0" w:before="0"/>
-            </w:pPr>
-            <w:r>
-              <w:rPr>
-                <w:color w:val="18201C"/>
-                <w:sz w:val="18"/>
-                <w:szCs w:val="18"/>
-              </w:rPr>
-              <w:t xml:space="preserve">Recording of TalkBack shows no digit spoken.</w:t>
+              <w:t xml:space="preserve">FR-15 Fingerprint approval</w:t>
+            </w:r>
+          </w:p>
+        </w:tc>
+        <w:tc>
+          <w:tcPr>
+            <w:tcW w:type="dxa" w:w="3806"/>
+            <w:tcBorders>
+              <w:top w:val="single" w:color="D9DDD6" w:sz="4"/>
+              <w:left w:val="single" w:color="D9DDD6" w:sz="4"/>
+              <w:bottom w:val="single" w:color="D9DDD6" w:sz="4"/>
+              <w:right w:val="single" w:color="D9DDD6" w:sz="4"/>
+            </w:tcBorders>
+            <w:tcMar>
+              <w:top w:type="dxa" w:w="60"/>
+              <w:left w:type="dxa" w:w="100"/>
+              <w:bottom w:type="dxa" w:w="60"/>
+              <w:right w:type="dxa" w:w="100"/>
+            </w:tcMar>
+          </w:tcPr>
+          <w:p>
+            <w:pPr>
+              <w:spacing w:after="0" w:before="0"/>
+            </w:pPr>
+            <w:r>
+              <w:rPr>
+                <w:color w:val="18201C"/>
+                <w:sz w:val="18"/>
+                <w:szCs w:val="18"/>
+              </w:rPr>
+              <w:t xml:space="preserve">Sign-in and payment approval by fingerprint or face unlock (WebAuthn, platform authenticator, user verification required). A returning user signs in with one touch. Demo pin as fallback, spoken as "pin", with a headphones warning.</w:t>
+            </w:r>
+          </w:p>
+        </w:tc>
+        <w:tc>
+          <w:tcPr>
+            <w:tcW w:type="dxa" w:w="3807"/>
+            <w:tcBorders>
+              <w:top w:val="single" w:color="D9DDD6" w:sz="4"/>
+              <w:left w:val="single" w:color="D9DDD6" w:sz="4"/>
+              <w:bottom w:val="single" w:color="D9DDD6" w:sz="4"/>
+              <w:right w:val="single" w:color="D9DDD6" w:sz="4"/>
+            </w:tcBorders>
+            <w:tcMar>
+              <w:top w:type="dxa" w:w="60"/>
+              <w:left w:type="dxa" w:w="100"/>
+              <w:bottom w:type="dxa" w:w="60"/>
+              <w:right w:type="dxa" w:w="100"/>
+            </w:tcMar>
+          </w:tcPr>
+          <w:p>
+            <w:pPr>
+              <w:spacing w:after="0" w:before="0"/>
+            </w:pPr>
+            <w:r>
+              <w:rPr>
+                <w:color w:val="18201C"/>
+                <w:sz w:val="18"/>
+                <w:szCs w:val="18"/>
+              </w:rPr>
+              <w:t xml:space="preserve">A fingerprint payment needs no typing; a failed touch sends nothing.</w:t>
             </w:r>
           </w:p>
         </w:tc>
@@ -6295,7 +6307,7 @@
         </w:trPr>
         <w:tc>
           <w:tcPr>
-            <w:tcW w:type="dxa" w:w="1367"/>
+            <w:tcW w:type="dxa" w:w="1413"/>
             <w:tcBorders>
               <w:top w:val="single" w:color="D9DDD6" w:sz="4"/>
               <w:left w:val="single" w:color="D9DDD6" w:sz="4"/>
@@ -6327,7 +6339,7 @@
         </w:tc>
         <w:tc>
           <w:tcPr>
-            <w:tcW w:type="dxa" w:w="3829"/>
+            <w:tcW w:type="dxa" w:w="3806"/>
             <w:tcBorders>
               <w:top w:val="single" w:color="D9DDD6" w:sz="4"/>
               <w:left w:val="single" w:color="D9DDD6" w:sz="4"/>
@@ -6357,7 +6369,7 @@
         </w:tc>
         <w:tc>
           <w:tcPr>
-            <w:tcW w:type="dxa" w:w="3830"/>
+            <w:tcW w:type="dxa" w:w="3807"/>
             <w:tcBorders>
               <w:top w:val="single" w:color="D9DDD6" w:sz="4"/>
               <w:left w:val="single" w:color="D9DDD6" w:sz="4"/>
@@ -6392,7 +6404,7 @@
         </w:trPr>
         <w:tc>
           <w:tcPr>
-            <w:tcW w:type="dxa" w:w="1367"/>
+            <w:tcW w:type="dxa" w:w="1413"/>
             <w:tcBorders>
               <w:top w:val="single" w:color="D9DDD6" w:sz="4"/>
               <w:left w:val="single" w:color="D9DDD6" w:sz="4"/>
@@ -6424,7 +6436,7 @@
         </w:tc>
         <w:tc>
           <w:tcPr>
-            <w:tcW w:type="dxa" w:w="3829"/>
+            <w:tcW w:type="dxa" w:w="3806"/>
             <w:tcBorders>
               <w:top w:val="single" w:color="D9DDD6" w:sz="4"/>
               <w:left w:val="single" w:color="D9DDD6" w:sz="4"/>
@@ -6454,7 +6466,7 @@
         </w:tc>
         <w:tc>
           <w:tcPr>
-            <w:tcW w:type="dxa" w:w="3830"/>
+            <w:tcW w:type="dxa" w:w="3807"/>
             <w:tcBorders>
               <w:top w:val="single" w:color="D9DDD6" w:sz="4"/>
               <w:left w:val="single" w:color="D9DDD6" w:sz="4"/>
@@ -6489,7 +6501,7 @@
         </w:trPr>
         <w:tc>
           <w:tcPr>
-            <w:tcW w:type="dxa" w:w="1367"/>
+            <w:tcW w:type="dxa" w:w="1413"/>
             <w:tcBorders>
               <w:top w:val="single" w:color="D9DDD6" w:sz="4"/>
               <w:left w:val="single" w:color="D9DDD6" w:sz="4"/>
@@ -6521,7 +6533,7 @@
         </w:tc>
         <w:tc>
           <w:tcPr>
-            <w:tcW w:type="dxa" w:w="3829"/>
+            <w:tcW w:type="dxa" w:w="3806"/>
             <w:tcBorders>
               <w:top w:val="single" w:color="D9DDD6" w:sz="4"/>
               <w:left w:val="single" w:color="D9DDD6" w:sz="4"/>
@@ -6551,7 +6563,7 @@
         </w:tc>
         <w:tc>
           <w:tcPr>
-            <w:tcW w:type="dxa" w:w="3830"/>
+            <w:tcW w:type="dxa" w:w="3807"/>
             <w:tcBorders>
               <w:top w:val="single" w:color="D9DDD6" w:sz="4"/>
               <w:left w:val="single" w:color="D9DDD6" w:sz="4"/>
@@ -6586,7 +6598,7 @@
         </w:trPr>
         <w:tc>
           <w:tcPr>
-            <w:tcW w:type="dxa" w:w="1367"/>
+            <w:tcW w:type="dxa" w:w="1413"/>
             <w:tcBorders>
               <w:top w:val="single" w:color="D9DDD6" w:sz="4"/>
               <w:left w:val="single" w:color="D9DDD6" w:sz="4"/>
@@ -6618,7 +6630,7 @@
         </w:tc>
         <w:tc>
           <w:tcPr>
-            <w:tcW w:type="dxa" w:w="3829"/>
+            <w:tcW w:type="dxa" w:w="3806"/>
             <w:tcBorders>
               <w:top w:val="single" w:color="D9DDD6" w:sz="4"/>
               <w:left w:val="single" w:color="D9DDD6" w:sz="4"/>
@@ -6648,7 +6660,7 @@
         </w:tc>
         <w:tc>
           <w:tcPr>
-            <w:tcW w:type="dxa" w:w="3830"/>
+            <w:tcW w:type="dxa" w:w="3807"/>
             <w:tcBorders>
               <w:top w:val="single" w:color="D9DDD6" w:sz="4"/>
               <w:left w:val="single" w:color="D9DDD6" w:sz="4"/>
@@ -6683,7 +6695,7 @@
         </w:trPr>
         <w:tc>
           <w:tcPr>
-            <w:tcW w:type="dxa" w:w="1367"/>
+            <w:tcW w:type="dxa" w:w="1413"/>
             <w:tcBorders>
               <w:top w:val="single" w:color="D9DDD6" w:sz="4"/>
               <w:left w:val="single" w:color="D9DDD6" w:sz="4"/>
@@ -6715,7 +6727,7 @@
         </w:tc>
         <w:tc>
           <w:tcPr>
-            <w:tcW w:type="dxa" w:w="3829"/>
+            <w:tcW w:type="dxa" w:w="3806"/>
             <w:tcBorders>
               <w:top w:val="single" w:color="D9DDD6" w:sz="4"/>
               <w:left w:val="single" w:color="D9DDD6" w:sz="4"/>
@@ -6745,7 +6757,7 @@
         </w:tc>
         <w:tc>
           <w:tcPr>
-            <w:tcW w:type="dxa" w:w="3830"/>
+            <w:tcW w:type="dxa" w:w="3807"/>
             <w:tcBorders>
               <w:top w:val="single" w:color="D9DDD6" w:sz="4"/>
               <w:left w:val="single" w:color="D9DDD6" w:sz="4"/>
@@ -6780,7 +6792,7 @@
         </w:trPr>
         <w:tc>
           <w:tcPr>
-            <w:tcW w:type="dxa" w:w="1367"/>
+            <w:tcW w:type="dxa" w:w="1413"/>
             <w:tcBorders>
               <w:top w:val="single" w:color="D9DDD6" w:sz="4"/>
               <w:left w:val="single" w:color="D9DDD6" w:sz="4"/>
@@ -6812,7 +6824,7 @@
         </w:tc>
         <w:tc>
           <w:tcPr>
-            <w:tcW w:type="dxa" w:w="3829"/>
+            <w:tcW w:type="dxa" w:w="3806"/>
             <w:tcBorders>
               <w:top w:val="single" w:color="D9DDD6" w:sz="4"/>
               <w:left w:val="single" w:color="D9DDD6" w:sz="4"/>
@@ -6842,7 +6854,7 @@
         </w:tc>
         <w:tc>
           <w:tcPr>
-            <w:tcW w:type="dxa" w:w="3830"/>
+            <w:tcW w:type="dxa" w:w="3807"/>
             <w:tcBorders>
               <w:top w:val="single" w:color="D9DDD6" w:sz="4"/>
               <w:left w:val="single" w:color="D9DDD6" w:sz="4"/>
@@ -6877,7 +6889,7 @@
         </w:trPr>
         <w:tc>
           <w:tcPr>
-            <w:tcW w:type="dxa" w:w="1367"/>
+            <w:tcW w:type="dxa" w:w="1413"/>
             <w:tcBorders>
               <w:top w:val="single" w:color="D9DDD6" w:sz="4"/>
               <w:left w:val="single" w:color="D9DDD6" w:sz="4"/>
@@ -6909,7 +6921,7 @@
         </w:tc>
         <w:tc>
           <w:tcPr>
-            <w:tcW w:type="dxa" w:w="3829"/>
+            <w:tcW w:type="dxa" w:w="3806"/>
             <w:tcBorders>
               <w:top w:val="single" w:color="D9DDD6" w:sz="4"/>
               <w:left w:val="single" w:color="D9DDD6" w:sz="4"/>
@@ -6939,7 +6951,7 @@
         </w:tc>
         <w:tc>
           <w:tcPr>
-            <w:tcW w:type="dxa" w:w="3830"/>
+            <w:tcW w:type="dxa" w:w="3807"/>
             <w:tcBorders>
               <w:top w:val="single" w:color="D9DDD6" w:sz="4"/>
               <w:left w:val="single" w:color="D9DDD6" w:sz="4"/>
@@ -6974,7 +6986,7 @@
         </w:trPr>
         <w:tc>
           <w:tcPr>
-            <w:tcW w:type="dxa" w:w="1367"/>
+            <w:tcW w:type="dxa" w:w="1413"/>
             <w:tcBorders>
               <w:top w:val="single" w:color="D9DDD6" w:sz="4"/>
               <w:left w:val="single" w:color="D9DDD6" w:sz="4"/>
@@ -7006,7 +7018,7 @@
         </w:tc>
         <w:tc>
           <w:tcPr>
-            <w:tcW w:type="dxa" w:w="3829"/>
+            <w:tcW w:type="dxa" w:w="3806"/>
             <w:tcBorders>
               <w:top w:val="single" w:color="D9DDD6" w:sz="4"/>
               <w:left w:val="single" w:color="D9DDD6" w:sz="4"/>
@@ -7036,7 +7048,7 @@
         </w:tc>
         <w:tc>
           <w:tcPr>
-            <w:tcW w:type="dxa" w:w="3830"/>
+            <w:tcW w:type="dxa" w:w="3807"/>
             <w:tcBorders>
               <w:top w:val="single" w:color="D9DDD6" w:sz="4"/>
               <w:left w:val="single" w:color="D9DDD6" w:sz="4"/>
@@ -7071,7 +7083,7 @@
         </w:trPr>
         <w:tc>
           <w:tcPr>
-            <w:tcW w:type="dxa" w:w="1367"/>
+            <w:tcW w:type="dxa" w:w="1413"/>
             <w:tcBorders>
               <w:top w:val="single" w:color="D9DDD6" w:sz="4"/>
               <w:left w:val="single" w:color="D9DDD6" w:sz="4"/>
@@ -7103,7 +7115,7 @@
         </w:tc>
         <w:tc>
           <w:tcPr>
-            <w:tcW w:type="dxa" w:w="3829"/>
+            <w:tcW w:type="dxa" w:w="3806"/>
             <w:tcBorders>
               <w:top w:val="single" w:color="D9DDD6" w:sz="4"/>
               <w:left w:val="single" w:color="D9DDD6" w:sz="4"/>
@@ -7133,7 +7145,7 @@
         </w:tc>
         <w:tc>
           <w:tcPr>
-            <w:tcW w:type="dxa" w:w="3830"/>
+            <w:tcW w:type="dxa" w:w="3807"/>
             <w:tcBorders>
               <w:top w:val="single" w:color="D9DDD6" w:sz="4"/>
               <w:left w:val="single" w:color="D9DDD6" w:sz="4"/>
@@ -7168,7 +7180,7 @@
         </w:trPr>
         <w:tc>
           <w:tcPr>
-            <w:tcW w:type="dxa" w:w="1367"/>
+            <w:tcW w:type="dxa" w:w="1413"/>
             <w:tcBorders>
               <w:top w:val="single" w:color="D9DDD6" w:sz="4"/>
               <w:left w:val="single" w:color="D9DDD6" w:sz="4"/>
@@ -7200,7 +7212,7 @@
         </w:tc>
         <w:tc>
           <w:tcPr>
-            <w:tcW w:type="dxa" w:w="3829"/>
+            <w:tcW w:type="dxa" w:w="3806"/>
             <w:tcBorders>
               <w:top w:val="single" w:color="D9DDD6" w:sz="4"/>
               <w:left w:val="single" w:color="D9DDD6" w:sz="4"/>
@@ -7230,7 +7242,7 @@
         </w:tc>
         <w:tc>
           <w:tcPr>
-            <w:tcW w:type="dxa" w:w="3830"/>
+            <w:tcW w:type="dxa" w:w="3807"/>
             <w:tcBorders>
               <w:top w:val="single" w:color="D9DDD6" w:sz="4"/>
               <w:left w:val="single" w:color="D9DDD6" w:sz="4"/>
@@ -11170,7 +11182,7 @@
                 <w:sz w:val="18"/>
                 <w:szCs w:val="18"/>
               </w:rPr>
-              <w:t xml:space="preserve">PIN entry recorded with TalkBack</w:t>
+              <w:t xml:space="preserve">Fingerprint sign-in and approval with TalkBack</w:t>
             </w:r>
           </w:p>
         </w:tc>
@@ -11200,7 +11212,7 @@
                 <w:sz w:val="18"/>
                 <w:szCs w:val="18"/>
               </w:rPr>
-              <w:t xml:space="preserve">No digit audible</w:t>
+              <w:t xml:space="preserve">Nothing secret spoken or typed</w:t>
             </w:r>
           </w:p>
         </w:tc>

--- a/docs/WAYMARK-Master-PRD-v1.0.docx
+++ b/docs/WAYMARK-Master-PRD-v1.0.docx
@@ -1868,7 +1868,7 @@
         <w:t xml:space="preserve">Changed after the first TalkBack test (11 October 2026).</w:t>
       </w:r>
       <w:r>
-        <w:t xml:space="preserve"> A sighted tester using TalkBack completed a transfer but found it stressful: too many steps, "PIN" spelled out letter by letter, and PIN digits read aloud by the keyboard. Response: fingerprint approval replaces typed PINs, saved payees became one-tap buttons, and the Review screen now opens with a single summary sentence followed by the approve button. Voice commands are the next phase.</w:t>
+        <w:t xml:space="preserve"> A sighted tester using TalkBack completed a transfer but found it stressful: too many steps, "PIN" spelled out letter by letter, and PIN digits read aloud by the keyboard. Response: fingerprint approval replaces typed PINs, saved payees became one-tap buttons, and the Review screen now opens with a single summary sentence followed by the approve button. Voice commands followed: a Talk screen understands balance, recent activity and payments by saved name or by account number and bank. It reads back the account owner and continues only on a clear yes, opens Review for fingerprint approval, never sends money itself, and limits voice payments to 50,000 naira. Commands are read by on-phone rules today; a Claude-backed reader plugs into the same slot later.</w:t>
       </w:r>
     </w:p>
     <w:p>

--- a/docs/WAYMARK-Master-PRD-v1.0.docx
+++ b/docs/WAYMARK-Master-PRD-v1.0.docx
@@ -1208,7 +1208,7 @@
                 <w:sz w:val="18"/>
                 <w:szCs w:val="18"/>
               </w:rPr>
-              <w:t xml:space="preserve">Text size, contrast, reduced motion, haptics on or off. No custom speech engine.</w:t>
+              <w:t xml:space="preserve">Text size, contrast, reduced motion, haptics on or off. The Talk screen speaks with the phone's built-in voice; no custom speech engine.</w:t>
             </w:r>
           </w:p>
         </w:tc>
@@ -1590,6 +1590,133 @@
                 <w:szCs w:val="18"/>
               </w:rPr>
               <w:t xml:space="preserve">TalkBack on a low-cost Android phone first; VoiceOver second; NVDA on desktop third.</w:t>
+            </w:r>
+          </w:p>
+        </w:tc>
+      </w:tr>
+      <w:tr>
+        <w:trPr>
+          <w:cantSplit/>
+        </w:trPr>
+        <w:tc>
+          <w:tcPr>
+            <w:tcW w:type="dxa" w:w="2318"/>
+            <w:tcBorders>
+              <w:top w:val="single" w:color="D9DDD6" w:sz="4"/>
+              <w:left w:val="single" w:color="D9DDD6" w:sz="4"/>
+              <w:bottom w:val="single" w:color="D9DDD6" w:sz="4"/>
+              <w:right w:val="single" w:color="D9DDD6" w:sz="4"/>
+            </w:tcBorders>
+            <w:tcMar>
+              <w:top w:type="dxa" w:w="60"/>
+              <w:left w:type="dxa" w:w="100"/>
+              <w:bottom w:type="dxa" w:w="60"/>
+              <w:right w:type="dxa" w:w="100"/>
+            </w:tcMar>
+          </w:tcPr>
+          <w:p>
+            <w:pPr>
+              <w:spacing w:after="0" w:before="0"/>
+            </w:pPr>
+            <w:r>
+              <w:rPr>
+                <w:b/>
+                <w:bCs/>
+                <w:color w:val="18201C"/>
+                <w:sz w:val="18"/>
+                <w:szCs w:val="18"/>
+              </w:rPr>
+              <w:t xml:space="preserve">First screen</w:t>
+            </w:r>
+          </w:p>
+        </w:tc>
+        <w:tc>
+          <w:tcPr>
+            <w:tcW w:type="dxa" w:w="1479"/>
+            <w:tcBorders>
+              <w:top w:val="single" w:color="D9DDD6" w:sz="4"/>
+              <w:left w:val="single" w:color="D9DDD6" w:sz="4"/>
+              <w:bottom w:val="single" w:color="D9DDD6" w:sz="4"/>
+              <w:right w:val="single" w:color="D9DDD6" w:sz="4"/>
+            </w:tcBorders>
+            <w:tcMar>
+              <w:top w:type="dxa" w:w="60"/>
+              <w:left w:type="dxa" w:w="100"/>
+              <w:bottom w:type="dxa" w:w="60"/>
+              <w:right w:type="dxa" w:w="100"/>
+            </w:tcMar>
+          </w:tcPr>
+          <w:p>
+            <w:pPr>
+              <w:spacing w:after="0" w:before="0"/>
+            </w:pPr>
+            <w:r>
+              <w:rPr>
+                <w:color w:val="18201C"/>
+                <w:sz w:val="18"/>
+                <w:szCs w:val="18"/>
+              </w:rPr>
+              <w:t xml:space="preserve">Not specified</w:t>
+            </w:r>
+          </w:p>
+        </w:tc>
+        <w:tc>
+          <w:tcPr>
+            <w:tcW w:type="dxa" w:w="1775"/>
+            <w:tcBorders>
+              <w:top w:val="single" w:color="D9DDD6" w:sz="4"/>
+              <w:left w:val="single" w:color="D9DDD6" w:sz="4"/>
+              <w:bottom w:val="single" w:color="D9DDD6" w:sz="4"/>
+              <w:right w:val="single" w:color="D9DDD6" w:sz="4"/>
+            </w:tcBorders>
+            <w:tcMar>
+              <w:top w:type="dxa" w:w="60"/>
+              <w:left w:type="dxa" w:w="100"/>
+              <w:bottom w:type="dxa" w:w="60"/>
+              <w:right w:type="dxa" w:w="100"/>
+            </w:tcMar>
+          </w:tcPr>
+          <w:p>
+            <w:pPr>
+              <w:spacing w:after="0" w:before="0"/>
+            </w:pPr>
+            <w:r>
+              <w:rPr>
+                <w:color w:val="18201C"/>
+                <w:sz w:val="18"/>
+                <w:szCs w:val="18"/>
+              </w:rPr>
+              <w:t xml:space="preserve">Not specified</w:t>
+            </w:r>
+          </w:p>
+        </w:tc>
+        <w:tc>
+          <w:tcPr>
+            <w:tcW w:type="dxa" w:w="3454"/>
+            <w:tcBorders>
+              <w:top w:val="single" w:color="D9DDD6" w:sz="4"/>
+              <w:left w:val="single" w:color="D9DDD6" w:sz="4"/>
+              <w:bottom w:val="single" w:color="D9DDD6" w:sz="4"/>
+              <w:right w:val="single" w:color="D9DDD6" w:sz="4"/>
+            </w:tcBorders>
+            <w:tcMar>
+              <w:top w:type="dxa" w:w="60"/>
+              <w:left w:type="dxa" w:w="100"/>
+              <w:bottom w:type="dxa" w:w="60"/>
+              <w:right w:type="dxa" w:w="100"/>
+            </w:tcMar>
+          </w:tcPr>
+          <w:p>
+            <w:pPr>
+              <w:spacing w:after="0" w:before="0"/>
+            </w:pPr>
+            <w:r>
+              <w:rPr>
+                <w:color w:val="18201C"/>
+                <w:sz w:val="18"/>
+                <w:szCs w:val="18"/>
+              </w:rPr>
+              <w:t xml:space="preserve">Voice first: one large Talk button. WAYMARK speaks for itself, so no screen reader is needed. Sign-up, sign-in and payments work by voice; the screens remain for screen-reader users.</w:t>
             </w:r>
           </w:p>
         </w:tc>
@@ -1868,7 +1995,19 @@
         <w:t xml:space="preserve">Changed after the first TalkBack test (11 October 2026).</w:t>
       </w:r>
       <w:r>
-        <w:t xml:space="preserve"> A sighted tester using TalkBack completed a transfer but found it stressful: too many steps, "PIN" spelled out letter by letter, and PIN digits read aloud by the keyboard. Response: fingerprint approval replaces typed PINs, saved payees became one-tap buttons, and the Review screen now opens with a single summary sentence followed by the approve button. Voice commands followed: a Talk screen understands balance, recent activity and payments by saved name or by account number and bank. It reads back the account owner and continues only on a clear yes, opens Review for fingerprint approval, never sends money itself, and limits voice payments to 50,000 naira. Commands are read by on-phone rules today; a Claude-backed reader plugs into the same slot later.</w:t>
+        <w:t xml:space="preserve"> A sighted tester using TalkBack completed a transfer but found it stressful: too many steps, "PIN" spelled out letter by letter, and PIN digits read aloud by the keyboard. Response: fingerprint approval replaces typed PINs, saved payees became one-tap buttons, and the Review screen now opens with a single summary sentence followed by the approve button. Voice commands followed: a Talk screen understands balance, recent activity and payments by saved name or by account number and bank. It reads back the account owner and continues only on a clear yes, opens Review for fingerprint approval, never sends money itself, and limits voice payments to 50,000 naira. Commands were read by on-phone rules.</w:t>
+      </w:r>
+    </w:p>
+    <w:p>
+      <w:r>
+        <w:rPr>
+          <w:b/>
+          <w:bCs/>
+        </w:rPr>
+        <w:t xml:space="preserve">Changed again: voice first (12 October 2026).</w:t>
+      </w:r>
+      <w:r>
+        <w:t xml:space="preserve"> Depending on TalkBack was itself stressful, and voice had to start at sign-up, not after it. Response: the first screen is now one large button. Tapping anywhere makes WAYMARK speak with the phone's own voice and then listen, so no screen reader is needed. Sign-up is spoken: say your mobile number, say the code, then tap anywhere and touch the fingerprint sensor. A payment is read back from the bank's own figures and sent only by a tap plus fingerprint; "yes" alone never sends. Google Gemini now reads what was said, including Nigerian English and Pidgin, through a small Cloudflare Worker that holds the key. Only the sentence and the demo bank names are sent; balances and saved payees stay on the phone. If Gemini is slow or unavailable, the on-phone rules answer instead. Gemini never moves money, and the reader is not tied to one provider.</w:t>
       </w:r>
     </w:p>
     <w:p>
@@ -2557,7 +2696,19 @@
     </w:p>
     <w:p>
       <w:r>
-        <w:t xml:space="preserve">Why these three: each one targets a moment where blind users currently hand over their phone. A judge can see all three in a 90-second demo.</w:t>
+        <w:rPr>
+          <w:b/>
+          <w:bCs/>
+        </w:rPr>
+        <w:t xml:space="preserve">4. Voice first (supporting).</w:t>
+      </w:r>
+      <w:r>
+        <w:t xml:space="preserve"> The first screen is one large button: tap anywhere and WAYMARK talks you through sign-up, sign-in, balance, activity and payments, in its own voice, with no screen reader. Gemini understands natural speech and Pidgin. Sending still needs a tap and a fingerprint, and voice payments are capped at 50,000 naira.</w:t>
+      </w:r>
+    </w:p>
+    <w:p>
+      <w:r>
+        <w:t xml:space="preserve">Why these four: each one targets a moment where blind users currently hand over their phone. A judge can see all four in a 90-second demo.</w:t>
       </w:r>
     </w:p>
     <w:p>
@@ -2888,7 +3039,7 @@
                 <w:sz w:val="18"/>
                 <w:szCs w:val="18"/>
               </w:rPr>
-              <w:t xml:space="preserve">Simulated sign-in</w:t>
+              <w:t xml:space="preserve">Voice-first Talk screen</w:t>
             </w:r>
           </w:p>
         </w:tc>
@@ -2948,7 +3099,7 @@
                 <w:sz w:val="18"/>
                 <w:szCs w:val="18"/>
               </w:rPr>
-              <w:t xml:space="preserve">Any valid Nigerian mobile number, demo OTP with no expiry pressure, demo PIN set-up</w:t>
+              <w:t xml:space="preserve">Tap anywhere to talk; spoken sign-up, sign-in, balance, activity and payments up to 50,000 naira; Gemini reads what was said, with on-phone rules as fallback</w:t>
             </w:r>
           </w:p>
         </w:tc>
@@ -2978,7 +3129,7 @@
                 <w:sz w:val="18"/>
                 <w:szCs w:val="18"/>
               </w:rPr>
-              <w:t xml:space="preserve">Number is checked for format only and never stored; code is printed on screen; real credentials never accepted</w:t>
+              <w:t xml:space="preserve">Self-voicing, no screen reader needed; nothing is sent without a tap plus fingerprint</w:t>
             </w:r>
           </w:p>
         </w:tc>
@@ -3015,7 +3166,7 @@
                 <w:sz w:val="18"/>
                 <w:szCs w:val="18"/>
               </w:rPr>
-              <w:t xml:space="preserve">Home</w:t>
+              <w:t xml:space="preserve">Simulated sign-in</w:t>
             </w:r>
           </w:p>
         </w:tc>
@@ -3075,7 +3226,7 @@
                 <w:sz w:val="18"/>
                 <w:szCs w:val="18"/>
               </w:rPr>
-              <w:t xml:space="preserve">Demo balance, primary actions, three recent items</w:t>
+              <w:t xml:space="preserve">Any valid Nigerian mobile number, demo OTP with no expiry pressure, demo PIN set-up</w:t>
             </w:r>
           </w:p>
         </w:tc>
@@ -3105,7 +3256,7 @@
                 <w:sz w:val="18"/>
                 <w:szCs w:val="18"/>
               </w:rPr>
-              <w:t xml:space="preserve">Balance is not spoken automatically</w:t>
+              <w:t xml:space="preserve">Number is checked for format only and never stored; code is printed on screen; real credentials never accepted</w:t>
             </w:r>
           </w:p>
         </w:tc>
@@ -3142,7 +3293,7 @@
                 <w:sz w:val="18"/>
                 <w:szCs w:val="18"/>
               </w:rPr>
-              <w:t xml:space="preserve">Activity and detail</w:t>
+              <w:t xml:space="preserve">Home</w:t>
             </w:r>
           </w:p>
         </w:tc>
@@ -3202,7 +3353,7 @@
                 <w:sz w:val="18"/>
                 <w:szCs w:val="18"/>
               </w:rPr>
-              <w:t xml:space="preserve">Full list, detail view with reference and status</w:t>
+              <w:t xml:space="preserve">Demo balance, primary actions, three recent items</w:t>
             </w:r>
           </w:p>
         </w:tc>
@@ -3232,7 +3383,7 @@
                 <w:sz w:val="18"/>
                 <w:szCs w:val="18"/>
               </w:rPr>
-              <w:t xml:space="preserve">Synthetic only, no statements to download</w:t>
+              <w:t xml:space="preserve">Balance is not spoken automatically</w:t>
             </w:r>
           </w:p>
         </w:tc>
@@ -3269,7 +3420,7 @@
                 <w:sz w:val="18"/>
                 <w:szCs w:val="18"/>
               </w:rPr>
-              <w:t xml:space="preserve">Pay a new account</w:t>
+              <w:t xml:space="preserve">Activity and detail</w:t>
             </w:r>
           </w:p>
         </w:tc>
@@ -3329,7 +3480,7 @@
                 <w:sz w:val="18"/>
                 <w:szCs w:val="18"/>
               </w:rPr>
-              <w:t xml:space="preserve">NUBAN entry, bank picker, name lookup, lookalike warning</w:t>
+              <w:t xml:space="preserve">Full list, detail view with reference and status</w:t>
             </w:r>
           </w:p>
         </w:tc>
@@ -3359,7 +3510,7 @@
                 <w:sz w:val="18"/>
                 <w:szCs w:val="18"/>
               </w:rPr>
-              <w:t xml:space="preserve">Fictional directory of about 12 accounts</w:t>
+              <w:t xml:space="preserve">Synthetic only, no statements to download</w:t>
             </w:r>
           </w:p>
         </w:tc>
@@ -3396,7 +3547,7 @@
                 <w:sz w:val="18"/>
                 <w:szCs w:val="18"/>
               </w:rPr>
-              <w:t xml:space="preserve">Pay a saved beneficiary</w:t>
+              <w:t xml:space="preserve">Pay a new account</w:t>
             </w:r>
           </w:p>
         </w:tc>
@@ -3456,7 +3607,7 @@
                 <w:sz w:val="18"/>
                 <w:szCs w:val="18"/>
               </w:rPr>
-              <w:t xml:space="preserve">Native radio list of seeded beneficiaries</w:t>
+              <w:t xml:space="preserve">NUBAN entry, bank picker, name lookup, lookalike warning</w:t>
             </w:r>
           </w:p>
         </w:tc>
@@ -3486,7 +3637,7 @@
                 <w:sz w:val="18"/>
                 <w:szCs w:val="18"/>
               </w:rPr>
-              <w:t xml:space="preserve">No add or edit</w:t>
+              <w:t xml:space="preserve">Fictional directory of about 12 accounts</w:t>
             </w:r>
           </w:p>
         </w:tc>
@@ -3523,7 +3674,7 @@
                 <w:sz w:val="18"/>
                 <w:szCs w:val="18"/>
               </w:rPr>
-              <w:t xml:space="preserve">Review, PIN, outcome</w:t>
+              <w:t xml:space="preserve">Pay a saved beneficiary</w:t>
             </w:r>
           </w:p>
         </w:tc>
@@ -3583,7 +3734,7 @@
                 <w:sz w:val="18"/>
                 <w:szCs w:val="18"/>
               </w:rPr>
-              <w:t xml:space="preserve">Review, private PIN, simulated success, failure, pending, unknown</w:t>
+              <w:t xml:space="preserve">Native radio list of seeded beneficiaries</w:t>
             </w:r>
           </w:p>
         </w:tc>
@@ -3613,7 +3764,7 @@
                 <w:sz w:val="18"/>
                 <w:szCs w:val="18"/>
               </w:rPr>
-              <w:t xml:space="preserve">Demo bank behaviour chosen by a disclosed switch</w:t>
+              <w:t xml:space="preserve">No add or edit</w:t>
             </w:r>
           </w:p>
         </w:tc>
@@ -3650,7 +3801,7 @@
                 <w:sz w:val="18"/>
                 <w:szCs w:val="18"/>
               </w:rPr>
-              <w:t xml:space="preserve">Help</w:t>
+              <w:t xml:space="preserve">Review, PIN, outcome</w:t>
             </w:r>
           </w:p>
         </w:tc>
@@ -3710,7 +3861,7 @@
                 <w:sz w:val="18"/>
                 <w:szCs w:val="18"/>
               </w:rPr>
-              <w:t xml:space="preserve">Status meanings, demo limits, how to go back</w:t>
+              <w:t xml:space="preserve">Review, private PIN, simulated success, failure, pending, unknown</w:t>
             </w:r>
           </w:p>
         </w:tc>
@@ -3740,7 +3891,7 @@
                 <w:sz w:val="18"/>
                 <w:szCs w:val="18"/>
               </w:rPr>
-              <w:t xml:space="preserve">No phone numbers or live-support claims</w:t>
+              <w:t xml:space="preserve">Demo bank behaviour chosen by a disclosed switch</w:t>
             </w:r>
           </w:p>
         </w:tc>
@@ -3777,7 +3928,7 @@
                 <w:sz w:val="18"/>
                 <w:szCs w:val="18"/>
               </w:rPr>
-              <w:t xml:space="preserve">Settings</w:t>
+              <w:t xml:space="preserve">Help</w:t>
             </w:r>
           </w:p>
         </w:tc>
@@ -3837,7 +3988,7 @@
                 <w:sz w:val="18"/>
                 <w:szCs w:val="18"/>
               </w:rPr>
-              <w:t xml:space="preserve">Text size, high contrast, reduced motion, haptics</w:t>
+              <w:t xml:space="preserve">Status meanings, demo limits, how to go back</w:t>
             </w:r>
           </w:p>
         </w:tc>
@@ -3867,7 +4018,7 @@
                 <w:sz w:val="18"/>
                 <w:szCs w:val="18"/>
               </w:rPr>
-              <w:t xml:space="preserve">Never overrides OS settings</w:t>
+              <w:t xml:space="preserve">No phone numbers or live-support claims</w:t>
             </w:r>
           </w:p>
         </w:tc>
@@ -3904,7 +4055,7 @@
                 <w:sz w:val="18"/>
                 <w:szCs w:val="18"/>
               </w:rPr>
-              <w:t xml:space="preserve">Reset demo</w:t>
+              <w:t xml:space="preserve">Settings</w:t>
             </w:r>
           </w:p>
         </w:tc>
@@ -3964,7 +4115,7 @@
                 <w:sz w:val="18"/>
                 <w:szCs w:val="18"/>
               </w:rPr>
-              <w:t xml:space="preserve">One control restores seed data</w:t>
+              <w:t xml:space="preserve">Text size, high contrast, reduced motion, haptics</w:t>
             </w:r>
           </w:p>
         </w:tc>
@@ -3988,6 +4139,14 @@
             <w:pPr>
               <w:spacing w:after="0" w:before="0"/>
             </w:pPr>
+            <w:r>
+              <w:rPr>
+                <w:color w:val="18201C"/>
+                <w:sz w:val="18"/>
+                <w:szCs w:val="18"/>
+              </w:rPr>
+              <w:t xml:space="preserve">Never overrides OS settings</w:t>
+            </w:r>
           </w:p>
         </w:tc>
       </w:tr>
@@ -4023,7 +4182,7 @@
                 <w:sz w:val="18"/>
                 <w:szCs w:val="18"/>
               </w:rPr>
-              <w:t xml:space="preserve">Beneficiaries screen</w:t>
+              <w:t xml:space="preserve">Reset demo</w:t>
             </w:r>
           </w:p>
         </w:tc>
@@ -4053,7 +4212,7 @@
                 <w:sz w:val="18"/>
                 <w:szCs w:val="18"/>
               </w:rPr>
-              <w:t xml:space="preserve">Should</w:t>
+              <w:t xml:space="preserve">Must</w:t>
             </w:r>
           </w:p>
         </w:tc>
@@ -4083,7 +4242,7 @@
                 <w:sz w:val="18"/>
                 <w:szCs w:val="18"/>
               </w:rPr>
-              <w:t xml:space="preserve">Read-only list</w:t>
+              <w:t xml:space="preserve">One control restores seed data</w:t>
             </w:r>
           </w:p>
         </w:tc>
@@ -4142,7 +4301,7 @@
                 <w:sz w:val="18"/>
                 <w:szCs w:val="18"/>
               </w:rPr>
-              <w:t xml:space="preserve">Pidgin copy</w:t>
+              <w:t xml:space="preserve">Beneficiaries screen</w:t>
             </w:r>
           </w:p>
         </w:tc>
@@ -4172,7 +4331,7 @@
                 <w:sz w:val="18"/>
                 <w:szCs w:val="18"/>
               </w:rPr>
-              <w:t xml:space="preserve">Could</w:t>
+              <w:t xml:space="preserve">Should</w:t>
             </w:r>
           </w:p>
         </w:tc>
@@ -4202,7 +4361,7 @@
                 <w:sz w:val="18"/>
                 <w:szCs w:val="18"/>
               </w:rPr>
-              <w:t xml:space="preserve">Only if a native speaker reviews it</w:t>
+              <w:t xml:space="preserve">Read-only list</w:t>
             </w:r>
           </w:p>
         </w:tc>
@@ -4261,7 +4420,7 @@
                 <w:sz w:val="18"/>
                 <w:szCs w:val="18"/>
               </w:rPr>
-              <w:t xml:space="preserve">Real KYC, liveness, biometrics</w:t>
+              <w:t xml:space="preserve">Pidgin copy</w:t>
             </w:r>
           </w:p>
         </w:tc>
@@ -4291,7 +4450,7 @@
                 <w:sz w:val="18"/>
                 <w:szCs w:val="18"/>
               </w:rPr>
-              <w:t xml:space="preserve">Out</w:t>
+              <w:t xml:space="preserve">Could</w:t>
             </w:r>
           </w:p>
         </w:tc>
@@ -4315,6 +4474,14 @@
             <w:pPr>
               <w:spacing w:after="0" w:before="0"/>
             </w:pPr>
+            <w:r>
+              <w:rPr>
+                <w:color w:val="18201C"/>
+                <w:sz w:val="18"/>
+                <w:szCs w:val="18"/>
+              </w:rPr>
+              <w:t xml:space="preserve">Only if a native speaker reviews it</w:t>
+            </w:r>
           </w:p>
         </w:tc>
         <w:tc>
@@ -4337,14 +4504,6 @@
             <w:pPr>
               <w:spacing w:after="0" w:before="0"/>
             </w:pPr>
-            <w:r>
-              <w:rPr>
-                <w:color w:val="18201C"/>
-                <w:sz w:val="18"/>
-                <w:szCs w:val="18"/>
-              </w:rPr>
-              <w:t xml:space="preserve">Explained in pitch as next phase</w:t>
-            </w:r>
           </w:p>
         </w:tc>
       </w:tr>
@@ -4380,7 +4539,7 @@
                 <w:sz w:val="18"/>
                 <w:szCs w:val="18"/>
               </w:rPr>
-              <w:t xml:space="preserve">Bills, airtime, cards, loans, international</w:t>
+              <w:t xml:space="preserve">Real KYC, liveness, biometrics</w:t>
             </w:r>
           </w:p>
         </w:tc>
@@ -4456,6 +4615,14 @@
             <w:pPr>
               <w:spacing w:after="0" w:before="0"/>
             </w:pPr>
+            <w:r>
+              <w:rPr>
+                <w:color w:val="18201C"/>
+                <w:sz w:val="18"/>
+                <w:szCs w:val="18"/>
+              </w:rPr>
+              <w:t xml:space="preserve">Explained in pitch as next phase</w:t>
+            </w:r>
           </w:p>
         </w:tc>
       </w:tr>
@@ -4491,7 +4658,7 @@
                 <w:sz w:val="18"/>
                 <w:szCs w:val="18"/>
               </w:rPr>
-              <w:t xml:space="preserve">AI or voice agent that moves money</w:t>
+              <w:t xml:space="preserve">Bills, airtime, cards, loans, international</w:t>
             </w:r>
           </w:p>
         </w:tc>
@@ -4567,13 +4734,124 @@
             <w:pPr>
               <w:spacing w:after="0" w:before="0"/>
             </w:pPr>
-            <w:r>
-              <w:rPr>
-                <w:color w:val="18201C"/>
-                <w:sz w:val="18"/>
-                <w:szCs w:val="18"/>
-              </w:rPr>
-              <w:t xml:space="preserve">Speech input via OS tools only</w:t>
+          </w:p>
+        </w:tc>
+      </w:tr>
+      <w:tr>
+        <w:trPr>
+          <w:cantSplit/>
+        </w:trPr>
+        <w:tc>
+          <w:tcPr>
+            <w:tcW w:type="dxa" w:w="2032"/>
+            <w:tcBorders>
+              <w:top w:val="single" w:color="D9DDD6" w:sz="4"/>
+              <w:left w:val="single" w:color="D9DDD6" w:sz="4"/>
+              <w:bottom w:val="single" w:color="D9DDD6" w:sz="4"/>
+              <w:right w:val="single" w:color="D9DDD6" w:sz="4"/>
+            </w:tcBorders>
+            <w:tcMar>
+              <w:top w:type="dxa" w:w="60"/>
+              <w:left w:type="dxa" w:w="100"/>
+              <w:bottom w:type="dxa" w:w="60"/>
+              <w:right w:type="dxa" w:w="100"/>
+            </w:tcMar>
+          </w:tcPr>
+          <w:p>
+            <w:pPr>
+              <w:spacing w:after="0" w:before="0"/>
+            </w:pPr>
+            <w:r>
+              <w:rPr>
+                <w:b/>
+                <w:bCs/>
+                <w:color w:val="18201C"/>
+                <w:sz w:val="18"/>
+                <w:szCs w:val="18"/>
+              </w:rPr>
+              <w:t xml:space="preserve">AI that moves money</w:t>
+            </w:r>
+          </w:p>
+        </w:tc>
+        <w:tc>
+          <w:tcPr>
+            <w:tcW w:type="dxa" w:w="378"/>
+            <w:tcBorders>
+              <w:top w:val="single" w:color="D9DDD6" w:sz="4"/>
+              <w:left w:val="single" w:color="D9DDD6" w:sz="4"/>
+              <w:bottom w:val="single" w:color="D9DDD6" w:sz="4"/>
+              <w:right w:val="single" w:color="D9DDD6" w:sz="4"/>
+            </w:tcBorders>
+            <w:tcMar>
+              <w:top w:type="dxa" w:w="60"/>
+              <w:left w:type="dxa" w:w="100"/>
+              <w:bottom w:type="dxa" w:w="60"/>
+              <w:right w:type="dxa" w:w="100"/>
+            </w:tcMar>
+          </w:tcPr>
+          <w:p>
+            <w:pPr>
+              <w:spacing w:after="0" w:before="0"/>
+            </w:pPr>
+            <w:r>
+              <w:rPr>
+                <w:color w:val="18201C"/>
+                <w:sz w:val="18"/>
+                <w:szCs w:val="18"/>
+              </w:rPr>
+              <w:t xml:space="preserve">Out</w:t>
+            </w:r>
+          </w:p>
+        </w:tc>
+        <w:tc>
+          <w:tcPr>
+            <w:tcW w:type="dxa" w:w="3307"/>
+            <w:tcBorders>
+              <w:top w:val="single" w:color="D9DDD6" w:sz="4"/>
+              <w:left w:val="single" w:color="D9DDD6" w:sz="4"/>
+              <w:bottom w:val="single" w:color="D9DDD6" w:sz="4"/>
+              <w:right w:val="single" w:color="D9DDD6" w:sz="4"/>
+            </w:tcBorders>
+            <w:tcMar>
+              <w:top w:type="dxa" w:w="60"/>
+              <w:left w:type="dxa" w:w="100"/>
+              <w:bottom w:type="dxa" w:w="60"/>
+              <w:right w:type="dxa" w:w="100"/>
+            </w:tcMar>
+          </w:tcPr>
+          <w:p>
+            <w:pPr>
+              <w:spacing w:after="0" w:before="0"/>
+            </w:pPr>
+          </w:p>
+        </w:tc>
+        <w:tc>
+          <w:tcPr>
+            <w:tcW w:type="dxa" w:w="3309"/>
+            <w:tcBorders>
+              <w:top w:val="single" w:color="D9DDD6" w:sz="4"/>
+              <w:left w:val="single" w:color="D9DDD6" w:sz="4"/>
+              <w:bottom w:val="single" w:color="D9DDD6" w:sz="4"/>
+              <w:right w:val="single" w:color="D9DDD6" w:sz="4"/>
+            </w:tcBorders>
+            <w:tcMar>
+              <w:top w:type="dxa" w:w="60"/>
+              <w:left w:type="dxa" w:w="100"/>
+              <w:bottom w:type="dxa" w:w="60"/>
+              <w:right w:type="dxa" w:w="100"/>
+            </w:tcMar>
+          </w:tcPr>
+          <w:p>
+            <w:pPr>
+              <w:spacing w:after="0" w:before="0"/>
+            </w:pPr>
+            <w:r>
+              <w:rPr>
+                <w:color w:val="18201C"/>
+                <w:sz w:val="18"/>
+                <w:szCs w:val="18"/>
+              </w:rPr>
+              <w:t xml:space="preserve">Gemini only reads what was said; sending always needs a tap and a fingerprint</w:t>
             </w:r>
           </w:p>
         </w:tc>
@@ -7271,6 +7549,103 @@
           </w:p>
         </w:tc>
       </w:tr>
+      <w:tr>
+        <w:trPr>
+          <w:cantSplit/>
+        </w:trPr>
+        <w:tc>
+          <w:tcPr>
+            <w:tcW w:type="dxa" w:w="1413"/>
+            <w:tcBorders>
+              <w:top w:val="single" w:color="D9DDD6" w:sz="4"/>
+              <w:left w:val="single" w:color="D9DDD6" w:sz="4"/>
+              <w:bottom w:val="single" w:color="D9DDD6" w:sz="4"/>
+              <w:right w:val="single" w:color="D9DDD6" w:sz="4"/>
+            </w:tcBorders>
+            <w:tcMar>
+              <w:top w:type="dxa" w:w="60"/>
+              <w:left w:type="dxa" w:w="100"/>
+              <w:bottom w:type="dxa" w:w="60"/>
+              <w:right w:type="dxa" w:w="100"/>
+            </w:tcMar>
+          </w:tcPr>
+          <w:p>
+            <w:pPr>
+              <w:spacing w:after="0" w:before="0"/>
+            </w:pPr>
+            <w:r>
+              <w:rPr>
+                <w:b/>
+                <w:bCs/>
+                <w:color w:val="18201C"/>
+                <w:sz w:val="18"/>
+                <w:szCs w:val="18"/>
+              </w:rPr>
+              <w:t xml:space="preserve">FR-26 Voice first</w:t>
+            </w:r>
+          </w:p>
+        </w:tc>
+        <w:tc>
+          <w:tcPr>
+            <w:tcW w:type="dxa" w:w="3806"/>
+            <w:tcBorders>
+              <w:top w:val="single" w:color="D9DDD6" w:sz="4"/>
+              <w:left w:val="single" w:color="D9DDD6" w:sz="4"/>
+              <w:bottom w:val="single" w:color="D9DDD6" w:sz="4"/>
+              <w:right w:val="single" w:color="D9DDD6" w:sz="4"/>
+            </w:tcBorders>
+            <w:tcMar>
+              <w:top w:type="dxa" w:w="60"/>
+              <w:left w:type="dxa" w:w="100"/>
+              <w:bottom w:type="dxa" w:w="60"/>
+              <w:right w:type="dxa" w:w="100"/>
+            </w:tcMar>
+          </w:tcPr>
+          <w:p>
+            <w:pPr>
+              <w:spacing w:after="0" w:before="0"/>
+            </w:pPr>
+            <w:r>
+              <w:rPr>
+                <w:color w:val="18201C"/>
+                <w:sz w:val="18"/>
+                <w:szCs w:val="18"/>
+              </w:rPr>
+              <w:t xml:space="preserve">The first screen is one large button. A tap starts a spoken conversation in the phone's own voice: sign-up (phone number, code, fingerprint), sign-in, balance, activity and payments. A tap always interrupts. Gemini, behind a server that holds the key, reads what was said; only the sentence and demo bank names are sent, and on-phone rules answer if it is slow (4 seconds) or unavailable. Yes and no never leave the phone.</w:t>
+            </w:r>
+          </w:p>
+        </w:tc>
+        <w:tc>
+          <w:tcPr>
+            <w:tcW w:type="dxa" w:w="3807"/>
+            <w:tcBorders>
+              <w:top w:val="single" w:color="D9DDD6" w:sz="4"/>
+              <w:left w:val="single" w:color="D9DDD6" w:sz="4"/>
+              <w:bottom w:val="single" w:color="D9DDD6" w:sz="4"/>
+              <w:right w:val="single" w:color="D9DDD6" w:sz="4"/>
+            </w:tcBorders>
+            <w:tcMar>
+              <w:top w:type="dxa" w:w="60"/>
+              <w:left w:type="dxa" w:w="100"/>
+              <w:bottom w:type="dxa" w:w="60"/>
+              <w:right w:type="dxa" w:w="100"/>
+            </w:tcMar>
+          </w:tcPr>
+          <w:p>
+            <w:pPr>
+              <w:spacing w:after="0" w:before="0"/>
+            </w:pPr>
+            <w:r>
+              <w:rPr>
+                <w:color w:val="18201C"/>
+                <w:sz w:val="18"/>
+                <w:szCs w:val="18"/>
+              </w:rPr>
+              <w:t xml:space="preserve">A payment is read back from the bank's own figures and sent only after a tap plus fingerprint; "yes" alone never sends; voice payments over 50,000 naira are refused.</w:t>
+            </w:r>
+          </w:p>
+        </w:tc>
+      </w:tr>
     </w:tbl>
     <w:p>
       <w:pPr>
@@ -8173,7 +8548,7 @@
         </w:numPr>
       </w:pPr>
       <w:r>
-        <w:t xml:space="preserve">WAYMARK has no custom speech engine. It relies on the user's own screen reader at their own rate.</w:t>
+        <w:t xml:space="preserve">On the Talk screen WAYMARK speaks with the phone's own voice, so no screen reader is needed. Anyone nearby can hear it, so the balance is spoken only when asked, accounts only as the last four digits, and nothing secret is ever spoken. The screens rely on the user's own screen reader at their own rate.</w:t>
       </w:r>
     </w:p>
     <w:p>
@@ -9254,7 +9629,7 @@
         </w:numPr>
       </w:pPr>
       <w:r>
-        <w:t xml:space="preserve">No analytics, trackers or third-party requests. The page makes no network calls after load.</w:t>
+        <w:t xml:space="preserve">No analytics or trackers. The only network calls after load are speech-to-text (Chrome sends audio to Google) and, when switched on, the WAYMARK Worker, which sends the spoken sentence and demo bank names to Gemini. The Gemini key is a Cloudflare secret, never in the repository or the page. Help and the Talk screen say this.</w:t>
       </w:r>
     </w:p>
     <w:p>
@@ -9344,11 +9719,11 @@
         <w:tblLayout w:type="fixed"/>
       </w:tblPr>
       <w:tblGrid>
-        <w:gridCol w:w="596"/>
-        <w:gridCol w:w="596"/>
-        <w:gridCol w:w="3804"/>
-        <w:gridCol w:w="2983"/>
-        <w:gridCol w:w="1047"/>
+        <w:gridCol w:w="424"/>
+        <w:gridCol w:w="424"/>
+        <w:gridCol w:w="3716"/>
+        <w:gridCol w:w="3716"/>
+        <w:gridCol w:w="746"/>
       </w:tblGrid>
       <w:tr>
         <w:trPr>
@@ -9356,7 +9731,7 @@
         </w:trPr>
         <w:tc>
           <w:tcPr>
-            <w:tcW w:type="dxa" w:w="596"/>
+            <w:tcW w:type="dxa" w:w="424"/>
             <w:tcBorders>
               <w:top w:val="single" w:color="D9DDD6" w:sz="4"/>
               <w:left w:val="single" w:color="D9DDD6" w:sz="4"/>
@@ -9389,7 +9764,7 @@
         </w:tc>
         <w:tc>
           <w:tcPr>
-            <w:tcW w:type="dxa" w:w="596"/>
+            <w:tcW w:type="dxa" w:w="424"/>
             <w:tcBorders>
               <w:top w:val="single" w:color="D9DDD6" w:sz="4"/>
               <w:left w:val="single" w:color="D9DDD6" w:sz="4"/>
@@ -9422,7 +9797,7 @@
         </w:tc>
         <w:tc>
           <w:tcPr>
-            <w:tcW w:type="dxa" w:w="3804"/>
+            <w:tcW w:type="dxa" w:w="3716"/>
             <w:tcBorders>
               <w:top w:val="single" w:color="D9DDD6" w:sz="4"/>
               <w:left w:val="single" w:color="D9DDD6" w:sz="4"/>
@@ -9455,7 +9830,7 @@
         </w:tc>
         <w:tc>
           <w:tcPr>
-            <w:tcW w:type="dxa" w:w="2983"/>
+            <w:tcW w:type="dxa" w:w="3716"/>
             <w:tcBorders>
               <w:top w:val="single" w:color="D9DDD6" w:sz="4"/>
               <w:left w:val="single" w:color="D9DDD6" w:sz="4"/>
@@ -9488,7 +9863,7 @@
         </w:tc>
         <w:tc>
           <w:tcPr>
-            <w:tcW w:type="dxa" w:w="1047"/>
+            <w:tcW w:type="dxa" w:w="746"/>
             <w:tcBorders>
               <w:top w:val="single" w:color="D9DDD6" w:sz="4"/>
               <w:left w:val="single" w:color="D9DDD6" w:sz="4"/>
@@ -9526,7 +9901,7 @@
         </w:trPr>
         <w:tc>
           <w:tcPr>
-            <w:tcW w:type="dxa" w:w="596"/>
+            <w:tcW w:type="dxa" w:w="424"/>
             <w:tcBorders>
               <w:top w:val="single" w:color="D9DDD6" w:sz="4"/>
               <w:left w:val="single" w:color="D9DDD6" w:sz="4"/>
@@ -9558,7 +9933,7 @@
         </w:tc>
         <w:tc>
           <w:tcPr>
-            <w:tcW w:type="dxa" w:w="596"/>
+            <w:tcW w:type="dxa" w:w="424"/>
             <w:tcBorders>
               <w:top w:val="single" w:color="D9DDD6" w:sz="4"/>
               <w:left w:val="single" w:color="D9DDD6" w:sz="4"/>
@@ -9588,7 +9963,7 @@
         </w:tc>
         <w:tc>
           <w:tcPr>
-            <w:tcW w:type="dxa" w:w="3804"/>
+            <w:tcW w:type="dxa" w:w="3716"/>
             <w:tcBorders>
               <w:top w:val="single" w:color="D9DDD6" w:sz="4"/>
               <w:left w:val="single" w:color="D9DDD6" w:sz="4"/>
@@ -9618,7 +9993,7 @@
         </w:tc>
         <w:tc>
           <w:tcPr>
-            <w:tcW w:type="dxa" w:w="2983"/>
+            <w:tcW w:type="dxa" w:w="3716"/>
             <w:tcBorders>
               <w:top w:val="single" w:color="D9DDD6" w:sz="4"/>
               <w:left w:val="single" w:color="D9DDD6" w:sz="4"/>
@@ -9648,7 +10023,7 @@
         </w:tc>
         <w:tc>
           <w:tcPr>
-            <w:tcW w:type="dxa" w:w="1047"/>
+            <w:tcW w:type="dxa" w:w="746"/>
             <w:tcBorders>
               <w:top w:val="single" w:color="D9DDD6" w:sz="4"/>
               <w:left w:val="single" w:color="D9DDD6" w:sz="4"/>
@@ -9683,7 +10058,7 @@
         </w:trPr>
         <w:tc>
           <w:tcPr>
-            <w:tcW w:type="dxa" w:w="596"/>
+            <w:tcW w:type="dxa" w:w="424"/>
             <w:tcBorders>
               <w:top w:val="single" w:color="D9DDD6" w:sz="4"/>
               <w:left w:val="single" w:color="D9DDD6" w:sz="4"/>
@@ -9715,7 +10090,7 @@
         </w:tc>
         <w:tc>
           <w:tcPr>
-            <w:tcW w:type="dxa" w:w="596"/>
+            <w:tcW w:type="dxa" w:w="424"/>
             <w:tcBorders>
               <w:top w:val="single" w:color="D9DDD6" w:sz="4"/>
               <w:left w:val="single" w:color="D9DDD6" w:sz="4"/>
@@ -9745,7 +10120,7 @@
         </w:tc>
         <w:tc>
           <w:tcPr>
-            <w:tcW w:type="dxa" w:w="3804"/>
+            <w:tcW w:type="dxa" w:w="3716"/>
             <w:tcBorders>
               <w:top w:val="single" w:color="D9DDD6" w:sz="4"/>
               <w:left w:val="single" w:color="D9DDD6" w:sz="4"/>
@@ -9775,7 +10150,7 @@
         </w:tc>
         <w:tc>
           <w:tcPr>
-            <w:tcW w:type="dxa" w:w="2983"/>
+            <w:tcW w:type="dxa" w:w="3716"/>
             <w:tcBorders>
               <w:top w:val="single" w:color="D9DDD6" w:sz="4"/>
               <w:left w:val="single" w:color="D9DDD6" w:sz="4"/>
@@ -9805,7 +10180,7 @@
         </w:tc>
         <w:tc>
           <w:tcPr>
-            <w:tcW w:type="dxa" w:w="1047"/>
+            <w:tcW w:type="dxa" w:w="746"/>
             <w:tcBorders>
               <w:top w:val="single" w:color="D9DDD6" w:sz="4"/>
               <w:left w:val="single" w:color="D9DDD6" w:sz="4"/>
@@ -9840,7 +10215,7 @@
         </w:trPr>
         <w:tc>
           <w:tcPr>
-            <w:tcW w:type="dxa" w:w="596"/>
+            <w:tcW w:type="dxa" w:w="424"/>
             <w:tcBorders>
               <w:top w:val="single" w:color="D9DDD6" w:sz="4"/>
               <w:left w:val="single" w:color="D9DDD6" w:sz="4"/>
@@ -9872,7 +10247,7 @@
         </w:tc>
         <w:tc>
           <w:tcPr>
-            <w:tcW w:type="dxa" w:w="596"/>
+            <w:tcW w:type="dxa" w:w="424"/>
             <w:tcBorders>
               <w:top w:val="single" w:color="D9DDD6" w:sz="4"/>
               <w:left w:val="single" w:color="D9DDD6" w:sz="4"/>
@@ -9902,7 +10277,7 @@
         </w:tc>
         <w:tc>
           <w:tcPr>
-            <w:tcW w:type="dxa" w:w="3804"/>
+            <w:tcW w:type="dxa" w:w="3716"/>
             <w:tcBorders>
               <w:top w:val="single" w:color="D9DDD6" w:sz="4"/>
               <w:left w:val="single" w:color="D9DDD6" w:sz="4"/>
@@ -9932,7 +10307,7 @@
         </w:tc>
         <w:tc>
           <w:tcPr>
-            <w:tcW w:type="dxa" w:w="2983"/>
+            <w:tcW w:type="dxa" w:w="3716"/>
             <w:tcBorders>
               <w:top w:val="single" w:color="D9DDD6" w:sz="4"/>
               <w:left w:val="single" w:color="D9DDD6" w:sz="4"/>
@@ -9962,7 +10337,7 @@
         </w:tc>
         <w:tc>
           <w:tcPr>
-            <w:tcW w:type="dxa" w:w="1047"/>
+            <w:tcW w:type="dxa" w:w="746"/>
             <w:tcBorders>
               <w:top w:val="single" w:color="D9DDD6" w:sz="4"/>
               <w:left w:val="single" w:color="D9DDD6" w:sz="4"/>
@@ -9997,7 +10372,7 @@
         </w:trPr>
         <w:tc>
           <w:tcPr>
-            <w:tcW w:type="dxa" w:w="596"/>
+            <w:tcW w:type="dxa" w:w="424"/>
             <w:tcBorders>
               <w:top w:val="single" w:color="D9DDD6" w:sz="4"/>
               <w:left w:val="single" w:color="D9DDD6" w:sz="4"/>
@@ -10029,7 +10404,7 @@
         </w:tc>
         <w:tc>
           <w:tcPr>
-            <w:tcW w:type="dxa" w:w="596"/>
+            <w:tcW w:type="dxa" w:w="424"/>
             <w:tcBorders>
               <w:top w:val="single" w:color="D9DDD6" w:sz="4"/>
               <w:left w:val="single" w:color="D9DDD6" w:sz="4"/>
@@ -10059,7 +10434,7 @@
         </w:tc>
         <w:tc>
           <w:tcPr>
-            <w:tcW w:type="dxa" w:w="3804"/>
+            <w:tcW w:type="dxa" w:w="3716"/>
             <w:tcBorders>
               <w:top w:val="single" w:color="D9DDD6" w:sz="4"/>
               <w:left w:val="single" w:color="D9DDD6" w:sz="4"/>
@@ -10089,7 +10464,7 @@
         </w:tc>
         <w:tc>
           <w:tcPr>
-            <w:tcW w:type="dxa" w:w="2983"/>
+            <w:tcW w:type="dxa" w:w="3716"/>
             <w:tcBorders>
               <w:top w:val="single" w:color="D9DDD6" w:sz="4"/>
               <w:left w:val="single" w:color="D9DDD6" w:sz="4"/>
@@ -10119,7 +10494,7 @@
         </w:tc>
         <w:tc>
           <w:tcPr>
-            <w:tcW w:type="dxa" w:w="1047"/>
+            <w:tcW w:type="dxa" w:w="746"/>
             <w:tcBorders>
               <w:top w:val="single" w:color="D9DDD6" w:sz="4"/>
               <w:left w:val="single" w:color="D9DDD6" w:sz="4"/>
@@ -10154,7 +10529,7 @@
         </w:trPr>
         <w:tc>
           <w:tcPr>
-            <w:tcW w:type="dxa" w:w="596"/>
+            <w:tcW w:type="dxa" w:w="424"/>
             <w:tcBorders>
               <w:top w:val="single" w:color="D9DDD6" w:sz="4"/>
               <w:left w:val="single" w:color="D9DDD6" w:sz="4"/>
@@ -10186,7 +10561,7 @@
         </w:tc>
         <w:tc>
           <w:tcPr>
-            <w:tcW w:type="dxa" w:w="596"/>
+            <w:tcW w:type="dxa" w:w="424"/>
             <w:tcBorders>
               <w:top w:val="single" w:color="D9DDD6" w:sz="4"/>
               <w:left w:val="single" w:color="D9DDD6" w:sz="4"/>
@@ -10216,7 +10591,7 @@
         </w:tc>
         <w:tc>
           <w:tcPr>
-            <w:tcW w:type="dxa" w:w="3804"/>
+            <w:tcW w:type="dxa" w:w="3716"/>
             <w:tcBorders>
               <w:top w:val="single" w:color="D9DDD6" w:sz="4"/>
               <w:left w:val="single" w:color="D9DDD6" w:sz="4"/>
@@ -10246,7 +10621,7 @@
         </w:tc>
         <w:tc>
           <w:tcPr>
-            <w:tcW w:type="dxa" w:w="2983"/>
+            <w:tcW w:type="dxa" w:w="3716"/>
             <w:tcBorders>
               <w:top w:val="single" w:color="D9DDD6" w:sz="4"/>
               <w:left w:val="single" w:color="D9DDD6" w:sz="4"/>
@@ -10276,7 +10651,7 @@
         </w:tc>
         <w:tc>
           <w:tcPr>
-            <w:tcW w:type="dxa" w:w="1047"/>
+            <w:tcW w:type="dxa" w:w="746"/>
             <w:tcBorders>
               <w:top w:val="single" w:color="D9DDD6" w:sz="4"/>
               <w:left w:val="single" w:color="D9DDD6" w:sz="4"/>
@@ -10311,7 +10686,7 @@
         </w:trPr>
         <w:tc>
           <w:tcPr>
-            <w:tcW w:type="dxa" w:w="596"/>
+            <w:tcW w:type="dxa" w:w="424"/>
             <w:tcBorders>
               <w:top w:val="single" w:color="D9DDD6" w:sz="4"/>
               <w:left w:val="single" w:color="D9DDD6" w:sz="4"/>
@@ -10343,7 +10718,7 @@
         </w:tc>
         <w:tc>
           <w:tcPr>
-            <w:tcW w:type="dxa" w:w="596"/>
+            <w:tcW w:type="dxa" w:w="424"/>
             <w:tcBorders>
               <w:top w:val="single" w:color="D9DDD6" w:sz="4"/>
               <w:left w:val="single" w:color="D9DDD6" w:sz="4"/>
@@ -10373,7 +10748,7 @@
         </w:tc>
         <w:tc>
           <w:tcPr>
-            <w:tcW w:type="dxa" w:w="3804"/>
+            <w:tcW w:type="dxa" w:w="3716"/>
             <w:tcBorders>
               <w:top w:val="single" w:color="D9DDD6" w:sz="4"/>
               <w:left w:val="single" w:color="D9DDD6" w:sz="4"/>
@@ -10403,7 +10778,7 @@
         </w:tc>
         <w:tc>
           <w:tcPr>
-            <w:tcW w:type="dxa" w:w="2983"/>
+            <w:tcW w:type="dxa" w:w="3716"/>
             <w:tcBorders>
               <w:top w:val="single" w:color="D9DDD6" w:sz="4"/>
               <w:left w:val="single" w:color="D9DDD6" w:sz="4"/>
@@ -10433,7 +10808,7 @@
         </w:tc>
         <w:tc>
           <w:tcPr>
-            <w:tcW w:type="dxa" w:w="1047"/>
+            <w:tcW w:type="dxa" w:w="746"/>
             <w:tcBorders>
               <w:top w:val="single" w:color="D9DDD6" w:sz="4"/>
               <w:left w:val="single" w:color="D9DDD6" w:sz="4"/>
@@ -10468,7 +10843,7 @@
         </w:trPr>
         <w:tc>
           <w:tcPr>
-            <w:tcW w:type="dxa" w:w="596"/>
+            <w:tcW w:type="dxa" w:w="424"/>
             <w:tcBorders>
               <w:top w:val="single" w:color="D9DDD6" w:sz="4"/>
               <w:left w:val="single" w:color="D9DDD6" w:sz="4"/>
@@ -10500,7 +10875,7 @@
         </w:tc>
         <w:tc>
           <w:tcPr>
-            <w:tcW w:type="dxa" w:w="596"/>
+            <w:tcW w:type="dxa" w:w="424"/>
             <w:tcBorders>
               <w:top w:val="single" w:color="D9DDD6" w:sz="4"/>
               <w:left w:val="single" w:color="D9DDD6" w:sz="4"/>
@@ -10530,7 +10905,7 @@
         </w:tc>
         <w:tc>
           <w:tcPr>
-            <w:tcW w:type="dxa" w:w="3804"/>
+            <w:tcW w:type="dxa" w:w="3716"/>
             <w:tcBorders>
               <w:top w:val="single" w:color="D9DDD6" w:sz="4"/>
               <w:left w:val="single" w:color="D9DDD6" w:sz="4"/>
@@ -10560,7 +10935,7 @@
         </w:tc>
         <w:tc>
           <w:tcPr>
-            <w:tcW w:type="dxa" w:w="2983"/>
+            <w:tcW w:type="dxa" w:w="3716"/>
             <w:tcBorders>
               <w:top w:val="single" w:color="D9DDD6" w:sz="4"/>
               <w:left w:val="single" w:color="D9DDD6" w:sz="4"/>
@@ -10590,7 +10965,7 @@
         </w:tc>
         <w:tc>
           <w:tcPr>
-            <w:tcW w:type="dxa" w:w="1047"/>
+            <w:tcW w:type="dxa" w:w="746"/>
             <w:tcBorders>
               <w:top w:val="single" w:color="D9DDD6" w:sz="4"/>
               <w:left w:val="single" w:color="D9DDD6" w:sz="4"/>
@@ -10625,7 +11000,7 @@
         </w:trPr>
         <w:tc>
           <w:tcPr>
-            <w:tcW w:type="dxa" w:w="596"/>
+            <w:tcW w:type="dxa" w:w="424"/>
             <w:tcBorders>
               <w:top w:val="single" w:color="D9DDD6" w:sz="4"/>
               <w:left w:val="single" w:color="D9DDD6" w:sz="4"/>
@@ -10657,7 +11032,7 @@
         </w:tc>
         <w:tc>
           <w:tcPr>
-            <w:tcW w:type="dxa" w:w="596"/>
+            <w:tcW w:type="dxa" w:w="424"/>
             <w:tcBorders>
               <w:top w:val="single" w:color="D9DDD6" w:sz="4"/>
               <w:left w:val="single" w:color="D9DDD6" w:sz="4"/>
@@ -10687,7 +11062,7 @@
         </w:tc>
         <w:tc>
           <w:tcPr>
-            <w:tcW w:type="dxa" w:w="3804"/>
+            <w:tcW w:type="dxa" w:w="3716"/>
             <w:tcBorders>
               <w:top w:val="single" w:color="D9DDD6" w:sz="4"/>
               <w:left w:val="single" w:color="D9DDD6" w:sz="4"/>
@@ -10717,7 +11092,7 @@
         </w:tc>
         <w:tc>
           <w:tcPr>
-            <w:tcW w:type="dxa" w:w="2983"/>
+            <w:tcW w:type="dxa" w:w="3716"/>
             <w:tcBorders>
               <w:top w:val="single" w:color="D9DDD6" w:sz="4"/>
               <w:left w:val="single" w:color="D9DDD6" w:sz="4"/>
@@ -10747,7 +11122,7 @@
         </w:tc>
         <w:tc>
           <w:tcPr>
-            <w:tcW w:type="dxa" w:w="1047"/>
+            <w:tcW w:type="dxa" w:w="746"/>
             <w:tcBorders>
               <w:top w:val="single" w:color="D9DDD6" w:sz="4"/>
               <w:left w:val="single" w:color="D9DDD6" w:sz="4"/>
@@ -10782,7 +11157,7 @@
         </w:trPr>
         <w:tc>
           <w:tcPr>
-            <w:tcW w:type="dxa" w:w="596"/>
+            <w:tcW w:type="dxa" w:w="424"/>
             <w:tcBorders>
               <w:top w:val="single" w:color="D9DDD6" w:sz="4"/>
               <w:left w:val="single" w:color="D9DDD6" w:sz="4"/>
@@ -10814,7 +11189,7 @@
         </w:tc>
         <w:tc>
           <w:tcPr>
-            <w:tcW w:type="dxa" w:w="596"/>
+            <w:tcW w:type="dxa" w:w="424"/>
             <w:tcBorders>
               <w:top w:val="single" w:color="D9DDD6" w:sz="4"/>
               <w:left w:val="single" w:color="D9DDD6" w:sz="4"/>
@@ -10844,7 +11219,7 @@
         </w:tc>
         <w:tc>
           <w:tcPr>
-            <w:tcW w:type="dxa" w:w="3804"/>
+            <w:tcW w:type="dxa" w:w="3716"/>
             <w:tcBorders>
               <w:top w:val="single" w:color="D9DDD6" w:sz="4"/>
               <w:left w:val="single" w:color="D9DDD6" w:sz="4"/>
@@ -10874,7 +11249,7 @@
         </w:tc>
         <w:tc>
           <w:tcPr>
-            <w:tcW w:type="dxa" w:w="2983"/>
+            <w:tcW w:type="dxa" w:w="3716"/>
             <w:tcBorders>
               <w:top w:val="single" w:color="D9DDD6" w:sz="4"/>
               <w:left w:val="single" w:color="D9DDD6" w:sz="4"/>
@@ -10904,7 +11279,7 @@
         </w:tc>
         <w:tc>
           <w:tcPr>
-            <w:tcW w:type="dxa" w:w="1047"/>
+            <w:tcW w:type="dxa" w:w="746"/>
             <w:tcBorders>
               <w:top w:val="single" w:color="D9DDD6" w:sz="4"/>
               <w:left w:val="single" w:color="D9DDD6" w:sz="4"/>
@@ -10939,7 +11314,7 @@
         </w:trPr>
         <w:tc>
           <w:tcPr>
-            <w:tcW w:type="dxa" w:w="596"/>
+            <w:tcW w:type="dxa" w:w="424"/>
             <w:tcBorders>
               <w:top w:val="single" w:color="D9DDD6" w:sz="4"/>
               <w:left w:val="single" w:color="D9DDD6" w:sz="4"/>
@@ -10971,7 +11346,7 @@
         </w:tc>
         <w:tc>
           <w:tcPr>
-            <w:tcW w:type="dxa" w:w="596"/>
+            <w:tcW w:type="dxa" w:w="424"/>
             <w:tcBorders>
               <w:top w:val="single" w:color="D9DDD6" w:sz="4"/>
               <w:left w:val="single" w:color="D9DDD6" w:sz="4"/>
@@ -11001,7 +11376,7 @@
         </w:tc>
         <w:tc>
           <w:tcPr>
-            <w:tcW w:type="dxa" w:w="3804"/>
+            <w:tcW w:type="dxa" w:w="3716"/>
             <w:tcBorders>
               <w:top w:val="single" w:color="D9DDD6" w:sz="4"/>
               <w:left w:val="single" w:color="D9DDD6" w:sz="4"/>
@@ -11031,7 +11406,7 @@
         </w:tc>
         <w:tc>
           <w:tcPr>
-            <w:tcW w:type="dxa" w:w="2983"/>
+            <w:tcW w:type="dxa" w:w="3716"/>
             <w:tcBorders>
               <w:top w:val="single" w:color="D9DDD6" w:sz="4"/>
               <w:left w:val="single" w:color="D9DDD6" w:sz="4"/>
@@ -11061,7 +11436,7 @@
         </w:tc>
         <w:tc>
           <w:tcPr>
-            <w:tcW w:type="dxa" w:w="1047"/>
+            <w:tcW w:type="dxa" w:w="746"/>
             <w:tcBorders>
               <w:top w:val="single" w:color="D9DDD6" w:sz="4"/>
               <w:left w:val="single" w:color="D9DDD6" w:sz="4"/>
@@ -11096,7 +11471,7 @@
         </w:trPr>
         <w:tc>
           <w:tcPr>
-            <w:tcW w:type="dxa" w:w="596"/>
+            <w:tcW w:type="dxa" w:w="424"/>
             <w:tcBorders>
               <w:top w:val="single" w:color="D9DDD6" w:sz="4"/>
               <w:left w:val="single" w:color="D9DDD6" w:sz="4"/>
@@ -11128,7 +11503,7 @@
         </w:tc>
         <w:tc>
           <w:tcPr>
-            <w:tcW w:type="dxa" w:w="596"/>
+            <w:tcW w:type="dxa" w:w="424"/>
             <w:tcBorders>
               <w:top w:val="single" w:color="D9DDD6" w:sz="4"/>
               <w:left w:val="single" w:color="D9DDD6" w:sz="4"/>
@@ -11158,7 +11533,7 @@
         </w:tc>
         <w:tc>
           <w:tcPr>
-            <w:tcW w:type="dxa" w:w="3804"/>
+            <w:tcW w:type="dxa" w:w="3716"/>
             <w:tcBorders>
               <w:top w:val="single" w:color="D9DDD6" w:sz="4"/>
               <w:left w:val="single" w:color="D9DDD6" w:sz="4"/>
@@ -11188,7 +11563,7 @@
         </w:tc>
         <w:tc>
           <w:tcPr>
-            <w:tcW w:type="dxa" w:w="2983"/>
+            <w:tcW w:type="dxa" w:w="3716"/>
             <w:tcBorders>
               <w:top w:val="single" w:color="D9DDD6" w:sz="4"/>
               <w:left w:val="single" w:color="D9DDD6" w:sz="4"/>
@@ -11218,7 +11593,7 @@
         </w:tc>
         <w:tc>
           <w:tcPr>
-            <w:tcW w:type="dxa" w:w="1047"/>
+            <w:tcW w:type="dxa" w:w="746"/>
             <w:tcBorders>
               <w:top w:val="single" w:color="D9DDD6" w:sz="4"/>
               <w:left w:val="single" w:color="D9DDD6" w:sz="4"/>
@@ -11253,7 +11628,7 @@
         </w:trPr>
         <w:tc>
           <w:tcPr>
-            <w:tcW w:type="dxa" w:w="596"/>
+            <w:tcW w:type="dxa" w:w="424"/>
             <w:tcBorders>
               <w:top w:val="single" w:color="D9DDD6" w:sz="4"/>
               <w:left w:val="single" w:color="D9DDD6" w:sz="4"/>
@@ -11285,7 +11660,7 @@
         </w:tc>
         <w:tc>
           <w:tcPr>
-            <w:tcW w:type="dxa" w:w="596"/>
+            <w:tcW w:type="dxa" w:w="424"/>
             <w:tcBorders>
               <w:top w:val="single" w:color="D9DDD6" w:sz="4"/>
               <w:left w:val="single" w:color="D9DDD6" w:sz="4"/>
@@ -11315,7 +11690,7 @@
         </w:tc>
         <w:tc>
           <w:tcPr>
-            <w:tcW w:type="dxa" w:w="3804"/>
+            <w:tcW w:type="dxa" w:w="3716"/>
             <w:tcBorders>
               <w:top w:val="single" w:color="D9DDD6" w:sz="4"/>
               <w:left w:val="single" w:color="D9DDD6" w:sz="4"/>
@@ -11345,7 +11720,7 @@
         </w:tc>
         <w:tc>
           <w:tcPr>
-            <w:tcW w:type="dxa" w:w="2983"/>
+            <w:tcW w:type="dxa" w:w="3716"/>
             <w:tcBorders>
               <w:top w:val="single" w:color="D9DDD6" w:sz="4"/>
               <w:left w:val="single" w:color="D9DDD6" w:sz="4"/>
@@ -11375,7 +11750,7 @@
         </w:tc>
         <w:tc>
           <w:tcPr>
-            <w:tcW w:type="dxa" w:w="1047"/>
+            <w:tcW w:type="dxa" w:w="746"/>
             <w:tcBorders>
               <w:top w:val="single" w:color="D9DDD6" w:sz="4"/>
               <w:left w:val="single" w:color="D9DDD6" w:sz="4"/>
@@ -11410,7 +11785,7 @@
         </w:trPr>
         <w:tc>
           <w:tcPr>
-            <w:tcW w:type="dxa" w:w="596"/>
+            <w:tcW w:type="dxa" w:w="424"/>
             <w:tcBorders>
               <w:top w:val="single" w:color="D9DDD6" w:sz="4"/>
               <w:left w:val="single" w:color="D9DDD6" w:sz="4"/>
@@ -11442,7 +11817,7 @@
         </w:tc>
         <w:tc>
           <w:tcPr>
-            <w:tcW w:type="dxa" w:w="596"/>
+            <w:tcW w:type="dxa" w:w="424"/>
             <w:tcBorders>
               <w:top w:val="single" w:color="D9DDD6" w:sz="4"/>
               <w:left w:val="single" w:color="D9DDD6" w:sz="4"/>
@@ -11472,7 +11847,7 @@
         </w:tc>
         <w:tc>
           <w:tcPr>
-            <w:tcW w:type="dxa" w:w="3804"/>
+            <w:tcW w:type="dxa" w:w="3716"/>
             <w:tcBorders>
               <w:top w:val="single" w:color="D9DDD6" w:sz="4"/>
               <w:left w:val="single" w:color="D9DDD6" w:sz="4"/>
@@ -11502,7 +11877,7 @@
         </w:tc>
         <w:tc>
           <w:tcPr>
-            <w:tcW w:type="dxa" w:w="2983"/>
+            <w:tcW w:type="dxa" w:w="3716"/>
             <w:tcBorders>
               <w:top w:val="single" w:color="D9DDD6" w:sz="4"/>
               <w:left w:val="single" w:color="D9DDD6" w:sz="4"/>
@@ -11532,7 +11907,7 @@
         </w:tc>
         <w:tc>
           <w:tcPr>
-            <w:tcW w:type="dxa" w:w="1047"/>
+            <w:tcW w:type="dxa" w:w="746"/>
             <w:tcBorders>
               <w:top w:val="single" w:color="D9DDD6" w:sz="4"/>
               <w:left w:val="single" w:color="D9DDD6" w:sz="4"/>
@@ -11567,7 +11942,7 @@
         </w:trPr>
         <w:tc>
           <w:tcPr>
-            <w:tcW w:type="dxa" w:w="596"/>
+            <w:tcW w:type="dxa" w:w="424"/>
             <w:tcBorders>
               <w:top w:val="single" w:color="D9DDD6" w:sz="4"/>
               <w:left w:val="single" w:color="D9DDD6" w:sz="4"/>
@@ -11599,7 +11974,7 @@
         </w:tc>
         <w:tc>
           <w:tcPr>
-            <w:tcW w:type="dxa" w:w="596"/>
+            <w:tcW w:type="dxa" w:w="424"/>
             <w:tcBorders>
               <w:top w:val="single" w:color="D9DDD6" w:sz="4"/>
               <w:left w:val="single" w:color="D9DDD6" w:sz="4"/>
@@ -11629,7 +12004,7 @@
         </w:tc>
         <w:tc>
           <w:tcPr>
-            <w:tcW w:type="dxa" w:w="3804"/>
+            <w:tcW w:type="dxa" w:w="3716"/>
             <w:tcBorders>
               <w:top w:val="single" w:color="D9DDD6" w:sz="4"/>
               <w:left w:val="single" w:color="D9DDD6" w:sz="4"/>
@@ -11659,7 +12034,7 @@
         </w:tc>
         <w:tc>
           <w:tcPr>
-            <w:tcW w:type="dxa" w:w="2983"/>
+            <w:tcW w:type="dxa" w:w="3716"/>
             <w:tcBorders>
               <w:top w:val="single" w:color="D9DDD6" w:sz="4"/>
               <w:left w:val="single" w:color="D9DDD6" w:sz="4"/>
@@ -11689,7 +12064,7 @@
         </w:tc>
         <w:tc>
           <w:tcPr>
-            <w:tcW w:type="dxa" w:w="1047"/>
+            <w:tcW w:type="dxa" w:w="746"/>
             <w:tcBorders>
               <w:top w:val="single" w:color="D9DDD6" w:sz="4"/>
               <w:left w:val="single" w:color="D9DDD6" w:sz="4"/>
@@ -11724,7 +12099,7 @@
         </w:trPr>
         <w:tc>
           <w:tcPr>
-            <w:tcW w:type="dxa" w:w="596"/>
+            <w:tcW w:type="dxa" w:w="424"/>
             <w:tcBorders>
               <w:top w:val="single" w:color="D9DDD6" w:sz="4"/>
               <w:left w:val="single" w:color="D9DDD6" w:sz="4"/>
@@ -11756,7 +12131,7 @@
         </w:tc>
         <w:tc>
           <w:tcPr>
-            <w:tcW w:type="dxa" w:w="596"/>
+            <w:tcW w:type="dxa" w:w="424"/>
             <w:tcBorders>
               <w:top w:val="single" w:color="D9DDD6" w:sz="4"/>
               <w:left w:val="single" w:color="D9DDD6" w:sz="4"/>
@@ -11786,7 +12161,7 @@
         </w:tc>
         <w:tc>
           <w:tcPr>
-            <w:tcW w:type="dxa" w:w="3804"/>
+            <w:tcW w:type="dxa" w:w="3716"/>
             <w:tcBorders>
               <w:top w:val="single" w:color="D9DDD6" w:sz="4"/>
               <w:left w:val="single" w:color="D9DDD6" w:sz="4"/>
@@ -11816,7 +12191,7 @@
         </w:tc>
         <w:tc>
           <w:tcPr>
-            <w:tcW w:type="dxa" w:w="2983"/>
+            <w:tcW w:type="dxa" w:w="3716"/>
             <w:tcBorders>
               <w:top w:val="single" w:color="D9DDD6" w:sz="4"/>
               <w:left w:val="single" w:color="D9DDD6" w:sz="4"/>
@@ -11846,7 +12221,7 @@
         </w:tc>
         <w:tc>
           <w:tcPr>
-            <w:tcW w:type="dxa" w:w="1047"/>
+            <w:tcW w:type="dxa" w:w="746"/>
             <w:tcBorders>
               <w:top w:val="single" w:color="D9DDD6" w:sz="4"/>
               <w:left w:val="single" w:color="D9DDD6" w:sz="4"/>
@@ -11881,7 +12256,7 @@
         </w:trPr>
         <w:tc>
           <w:tcPr>
-            <w:tcW w:type="dxa" w:w="596"/>
+            <w:tcW w:type="dxa" w:w="424"/>
             <w:tcBorders>
               <w:top w:val="single" w:color="D9DDD6" w:sz="4"/>
               <w:left w:val="single" w:color="D9DDD6" w:sz="4"/>
@@ -11913,7 +12288,7 @@
         </w:tc>
         <w:tc>
           <w:tcPr>
-            <w:tcW w:type="dxa" w:w="596"/>
+            <w:tcW w:type="dxa" w:w="424"/>
             <w:tcBorders>
               <w:top w:val="single" w:color="D9DDD6" w:sz="4"/>
               <w:left w:val="single" w:color="D9DDD6" w:sz="4"/>
@@ -11943,7 +12318,7 @@
         </w:tc>
         <w:tc>
           <w:tcPr>
-            <w:tcW w:type="dxa" w:w="3804"/>
+            <w:tcW w:type="dxa" w:w="3716"/>
             <w:tcBorders>
               <w:top w:val="single" w:color="D9DDD6" w:sz="4"/>
               <w:left w:val="single" w:color="D9DDD6" w:sz="4"/>
@@ -11973,7 +12348,7 @@
         </w:tc>
         <w:tc>
           <w:tcPr>
-            <w:tcW w:type="dxa" w:w="2983"/>
+            <w:tcW w:type="dxa" w:w="3716"/>
             <w:tcBorders>
               <w:top w:val="single" w:color="D9DDD6" w:sz="4"/>
               <w:left w:val="single" w:color="D9DDD6" w:sz="4"/>
@@ -12003,7 +12378,7 @@
         </w:tc>
         <w:tc>
           <w:tcPr>
-            <w:tcW w:type="dxa" w:w="1047"/>
+            <w:tcW w:type="dxa" w:w="746"/>
             <w:tcBorders>
               <w:top w:val="single" w:color="D9DDD6" w:sz="4"/>
               <w:left w:val="single" w:color="D9DDD6" w:sz="4"/>
@@ -12028,6 +12403,320 @@
                 <w:szCs w:val="18"/>
               </w:rPr>
               <w:t xml:space="preserve">Security</w:t>
+            </w:r>
+          </w:p>
+        </w:tc>
+      </w:tr>
+      <w:tr>
+        <w:trPr>
+          <w:cantSplit/>
+        </w:trPr>
+        <w:tc>
+          <w:tcPr>
+            <w:tcW w:type="dxa" w:w="424"/>
+            <w:tcBorders>
+              <w:top w:val="single" w:color="D9DDD6" w:sz="4"/>
+              <w:left w:val="single" w:color="D9DDD6" w:sz="4"/>
+              <w:bottom w:val="single" w:color="D9DDD6" w:sz="4"/>
+              <w:right w:val="single" w:color="D9DDD6" w:sz="4"/>
+            </w:tcBorders>
+            <w:tcMar>
+              <w:top w:type="dxa" w:w="60"/>
+              <w:left w:type="dxa" w:w="100"/>
+              <w:bottom w:type="dxa" w:w="60"/>
+              <w:right w:type="dxa" w:w="100"/>
+            </w:tcMar>
+          </w:tcPr>
+          <w:p>
+            <w:pPr>
+              <w:spacing w:after="0" w:before="0"/>
+            </w:pPr>
+            <w:r>
+              <w:rPr>
+                <w:b/>
+                <w:bCs/>
+                <w:color w:val="18201C"/>
+                <w:sz w:val="18"/>
+                <w:szCs w:val="18"/>
+              </w:rPr>
+              <w:t xml:space="preserve">T-17</w:t>
+            </w:r>
+          </w:p>
+        </w:tc>
+        <w:tc>
+          <w:tcPr>
+            <w:tcW w:type="dxa" w:w="424"/>
+            <w:tcBorders>
+              <w:top w:val="single" w:color="D9DDD6" w:sz="4"/>
+              <w:left w:val="single" w:color="D9DDD6" w:sz="4"/>
+              <w:bottom w:val="single" w:color="D9DDD6" w:sz="4"/>
+              <w:right w:val="single" w:color="D9DDD6" w:sz="4"/>
+            </w:tcBorders>
+            <w:tcMar>
+              <w:top w:type="dxa" w:w="60"/>
+              <w:left w:type="dxa" w:w="100"/>
+              <w:bottom w:type="dxa" w:w="60"/>
+              <w:right w:type="dxa" w:w="100"/>
+            </w:tcMar>
+          </w:tcPr>
+          <w:p>
+            <w:pPr>
+              <w:spacing w:after="0" w:before="0"/>
+            </w:pPr>
+            <w:r>
+              <w:rPr>
+                <w:color w:val="18201C"/>
+                <w:sz w:val="18"/>
+                <w:szCs w:val="18"/>
+              </w:rPr>
+              <w:t xml:space="preserve">Unit</w:t>
+            </w:r>
+          </w:p>
+        </w:tc>
+        <w:tc>
+          <w:tcPr>
+            <w:tcW w:type="dxa" w:w="3716"/>
+            <w:tcBorders>
+              <w:top w:val="single" w:color="D9DDD6" w:sz="4"/>
+              <w:left w:val="single" w:color="D9DDD6" w:sz="4"/>
+              <w:bottom w:val="single" w:color="D9DDD6" w:sz="4"/>
+              <w:right w:val="single" w:color="D9DDD6" w:sz="4"/>
+            </w:tcBorders>
+            <w:tcMar>
+              <w:top w:type="dxa" w:w="60"/>
+              <w:left w:type="dxa" w:w="100"/>
+              <w:bottom w:type="dxa" w:w="60"/>
+              <w:right w:type="dxa" w:w="100"/>
+            </w:tcMar>
+          </w:tcPr>
+          <w:p>
+            <w:pPr>
+              <w:spacing w:after="0" w:before="0"/>
+            </w:pPr>
+            <w:r>
+              <w:rPr>
+                <w:color w:val="18201C"/>
+                <w:sz w:val="18"/>
+                <w:szCs w:val="18"/>
+              </w:rPr>
+              <w:t xml:space="preserve">Gemini reader: server down, slow, refused or odd answer; Pidgin request</w:t>
+            </w:r>
+          </w:p>
+        </w:tc>
+        <w:tc>
+          <w:tcPr>
+            <w:tcW w:type="dxa" w:w="3716"/>
+            <w:tcBorders>
+              <w:top w:val="single" w:color="D9DDD6" w:sz="4"/>
+              <w:left w:val="single" w:color="D9DDD6" w:sz="4"/>
+              <w:bottom w:val="single" w:color="D9DDD6" w:sz="4"/>
+              <w:right w:val="single" w:color="D9DDD6" w:sz="4"/>
+            </w:tcBorders>
+            <w:tcMar>
+              <w:top w:type="dxa" w:w="60"/>
+              <w:left w:type="dxa" w:w="100"/>
+              <w:bottom w:type="dxa" w:w="60"/>
+              <w:right w:type="dxa" w:w="100"/>
+            </w:tcMar>
+          </w:tcPr>
+          <w:p>
+            <w:pPr>
+              <w:spacing w:after="0" w:before="0"/>
+            </w:pPr>
+            <w:r>
+              <w:rPr>
+                <w:color w:val="18201C"/>
+                <w:sz w:val="18"/>
+                <w:szCs w:val="18"/>
+              </w:rPr>
+              <w:t xml:space="preserve">Rules answer; only the sentence and bank names are sent; yes and no never sent; the key never reaches the page</w:t>
+            </w:r>
+          </w:p>
+        </w:tc>
+        <w:tc>
+          <w:tcPr>
+            <w:tcW w:type="dxa" w:w="746"/>
+            <w:tcBorders>
+              <w:top w:val="single" w:color="D9DDD6" w:sz="4"/>
+              <w:left w:val="single" w:color="D9DDD6" w:sz="4"/>
+              <w:bottom w:val="single" w:color="D9DDD6" w:sz="4"/>
+              <w:right w:val="single" w:color="D9DDD6" w:sz="4"/>
+            </w:tcBorders>
+            <w:tcMar>
+              <w:top w:type="dxa" w:w="60"/>
+              <w:left w:type="dxa" w:w="100"/>
+              <w:bottom w:type="dxa" w:w="60"/>
+              <w:right w:type="dxa" w:w="100"/>
+            </w:tcMar>
+          </w:tcPr>
+          <w:p>
+            <w:pPr>
+              <w:spacing w:after="0" w:before="0"/>
+            </w:pPr>
+            <w:r>
+              <w:rPr>
+                <w:color w:val="18201C"/>
+                <w:sz w:val="18"/>
+                <w:szCs w:val="18"/>
+              </w:rPr>
+              <w:t xml:space="preserve">FR-26</w:t>
+            </w:r>
+          </w:p>
+        </w:tc>
+      </w:tr>
+      <w:tr>
+        <w:trPr>
+          <w:cantSplit/>
+        </w:trPr>
+        <w:tc>
+          <w:tcPr>
+            <w:tcW w:type="dxa" w:w="424"/>
+            <w:tcBorders>
+              <w:top w:val="single" w:color="D9DDD6" w:sz="4"/>
+              <w:left w:val="single" w:color="D9DDD6" w:sz="4"/>
+              <w:bottom w:val="single" w:color="D9DDD6" w:sz="4"/>
+              <w:right w:val="single" w:color="D9DDD6" w:sz="4"/>
+            </w:tcBorders>
+            <w:tcMar>
+              <w:top w:type="dxa" w:w="60"/>
+              <w:left w:type="dxa" w:w="100"/>
+              <w:bottom w:type="dxa" w:w="60"/>
+              <w:right w:type="dxa" w:w="100"/>
+            </w:tcMar>
+          </w:tcPr>
+          <w:p>
+            <w:pPr>
+              <w:spacing w:after="0" w:before="0"/>
+            </w:pPr>
+            <w:r>
+              <w:rPr>
+                <w:b/>
+                <w:bCs/>
+                <w:color w:val="18201C"/>
+                <w:sz w:val="18"/>
+                <w:szCs w:val="18"/>
+              </w:rPr>
+              <w:t xml:space="preserve">T-18</w:t>
+            </w:r>
+          </w:p>
+        </w:tc>
+        <w:tc>
+          <w:tcPr>
+            <w:tcW w:type="dxa" w:w="424"/>
+            <w:tcBorders>
+              <w:top w:val="single" w:color="D9DDD6" w:sz="4"/>
+              <w:left w:val="single" w:color="D9DDD6" w:sz="4"/>
+              <w:bottom w:val="single" w:color="D9DDD6" w:sz="4"/>
+              <w:right w:val="single" w:color="D9DDD6" w:sz="4"/>
+            </w:tcBorders>
+            <w:tcMar>
+              <w:top w:type="dxa" w:w="60"/>
+              <w:left w:type="dxa" w:w="100"/>
+              <w:bottom w:type="dxa" w:w="60"/>
+              <w:right w:type="dxa" w:w="100"/>
+            </w:tcMar>
+          </w:tcPr>
+          <w:p>
+            <w:pPr>
+              <w:spacing w:after="0" w:before="0"/>
+            </w:pPr>
+            <w:r>
+              <w:rPr>
+                <w:color w:val="18201C"/>
+                <w:sz w:val="18"/>
+                <w:szCs w:val="18"/>
+              </w:rPr>
+              <w:t xml:space="preserve">Manual</w:t>
+            </w:r>
+          </w:p>
+        </w:tc>
+        <w:tc>
+          <w:tcPr>
+            <w:tcW w:type="dxa" w:w="3716"/>
+            <w:tcBorders>
+              <w:top w:val="single" w:color="D9DDD6" w:sz="4"/>
+              <w:left w:val="single" w:color="D9DDD6" w:sz="4"/>
+              <w:bottom w:val="single" w:color="D9DDD6" w:sz="4"/>
+              <w:right w:val="single" w:color="D9DDD6" w:sz="4"/>
+            </w:tcBorders>
+            <w:tcMar>
+              <w:top w:type="dxa" w:w="60"/>
+              <w:left w:type="dxa" w:w="100"/>
+              <w:bottom w:type="dxa" w:w="60"/>
+              <w:right w:type="dxa" w:w="100"/>
+            </w:tcMar>
+          </w:tcPr>
+          <w:p>
+            <w:pPr>
+              <w:spacing w:after="0" w:before="0"/>
+            </w:pPr>
+            <w:r>
+              <w:rPr>
+                <w:color w:val="18201C"/>
+                <w:sz w:val="18"/>
+                <w:szCs w:val="18"/>
+              </w:rPr>
+              <w:t xml:space="preserve">J1 to J4 by voice, TalkBack off, Android Chrome</w:t>
+            </w:r>
+          </w:p>
+        </w:tc>
+        <w:tc>
+          <w:tcPr>
+            <w:tcW w:type="dxa" w:w="3716"/>
+            <w:tcBorders>
+              <w:top w:val="single" w:color="D9DDD6" w:sz="4"/>
+              <w:left w:val="single" w:color="D9DDD6" w:sz="4"/>
+              <w:bottom w:val="single" w:color="D9DDD6" w:sz="4"/>
+              <w:right w:val="single" w:color="D9DDD6" w:sz="4"/>
+            </w:tcBorders>
+            <w:tcMar>
+              <w:top w:type="dxa" w:w="60"/>
+              <w:left w:type="dxa" w:w="100"/>
+              <w:bottom w:type="dxa" w:w="60"/>
+              <w:right w:type="dxa" w:w="100"/>
+            </w:tcMar>
+          </w:tcPr>
+          <w:p>
+            <w:pPr>
+              <w:spacing w:after="0" w:before="0"/>
+            </w:pPr>
+            <w:r>
+              <w:rPr>
+                <w:color w:val="18201C"/>
+                <w:sz w:val="18"/>
+                <w:szCs w:val="18"/>
+              </w:rPr>
+              <w:t xml:space="preserve">No screen reader and no sighted help; a payment needs tap plus fingerprint</w:t>
+            </w:r>
+          </w:p>
+        </w:tc>
+        <w:tc>
+          <w:tcPr>
+            <w:tcW w:type="dxa" w:w="746"/>
+            <w:tcBorders>
+              <w:top w:val="single" w:color="D9DDD6" w:sz="4"/>
+              <w:left w:val="single" w:color="D9DDD6" w:sz="4"/>
+              <w:bottom w:val="single" w:color="D9DDD6" w:sz="4"/>
+              <w:right w:val="single" w:color="D9DDD6" w:sz="4"/>
+            </w:tcBorders>
+            <w:tcMar>
+              <w:top w:type="dxa" w:w="60"/>
+              <w:left w:type="dxa" w:w="100"/>
+              <w:bottom w:type="dxa" w:w="60"/>
+              <w:right w:type="dxa" w:w="100"/>
+            </w:tcMar>
+          </w:tcPr>
+          <w:p>
+            <w:pPr>
+              <w:spacing w:after="0" w:before="0"/>
+            </w:pPr>
+            <w:r>
+              <w:rPr>
+                <w:color w:val="18201C"/>
+                <w:sz w:val="18"/>
+                <w:szCs w:val="18"/>
+              </w:rPr>
+              <w:t xml:space="preserve">FR-26</w:t>
             </w:r>
           </w:p>
         </w:tc>
